--- a/DA/Lab2/Михайлич_Максим_Игорвеич_5151003_40002_№2.docx
+++ b/DA/Lab2/Михайлич_Максим_Игорвеич_5151003_40002_№2.docx
@@ -2329,31 +2329,7 @@
             <w:i/>
             <w:iCs/>
           </w:rPr>
-          <w:t>https://ruz.spbstu.ru/search/</w:t>
-        </w:r>
-        <w:r>
-          <w:rPr>
-            <w:rStyle w:val="Hyperlink"/>
-            <w:i/>
-            <w:iCs/>
-          </w:rPr>
-          <w:t>{</w:t>
-        </w:r>
-        <w:r>
-          <w:rPr>
-            <w:rStyle w:val="Hyperlink"/>
-            <w:i/>
-            <w:iCs/>
-          </w:rPr>
-          <w:t>groups</w:t>
-        </w:r>
-        <w:r>
-          <w:rPr>
-            <w:rStyle w:val="Hyperlink"/>
-            <w:i/>
-            <w:iCs/>
-          </w:rPr>
-          <w:t>/</w:t>
+          <w:t>https://ruz.spbstu.ru/search/{groups/</w:t>
         </w:r>
         <w:r>
           <w:rPr>
@@ -2370,23 +2346,7 @@
             <w:i/>
             <w:iCs/>
           </w:rPr>
-          <w:t>}</w:t>
-        </w:r>
-        <w:r>
-          <w:rPr>
-            <w:rStyle w:val="Hyperlink"/>
-            <w:i/>
-            <w:iCs/>
-          </w:rPr>
-          <w:t>?q=</w:t>
-        </w:r>
-        <w:r>
-          <w:rPr>
-            <w:rStyle w:val="Hyperlink"/>
-            <w:i/>
-            <w:iCs/>
-          </w:rPr>
-          <w:t>{номер</w:t>
+          <w:t>}?q={номер</w:t>
         </w:r>
       </w:hyperlink>
       <w:r>
@@ -2720,10 +2680,7 @@
         <w:t xml:space="preserve"> </w:t>
       </w:r>
       <w:r>
-        <w:t xml:space="preserve">файл, содержащий список корпусов. Среди данного списка корпусов необходимо найти нужный корпус и получить его </w:t>
-      </w:r>
-      <w:r>
-        <w:t>идентификатор</w:t>
+        <w:t>файл, содержащий список корпусов. Среди данного списка корпусов необходимо найти нужный корпус и получить его идентификатор</w:t>
       </w:r>
       <w:r>
         <w:t>.</w:t>
@@ -2741,13 +2698,7 @@
         <w:t xml:space="preserve"> </w:t>
       </w:r>
       <w:r>
-        <w:t xml:space="preserve">с целью получения списка аудиторий. После был совершен поиск нужной аудитории и получен ее идентификатор. Имея 2 </w:t>
-      </w:r>
-      <w:r>
-        <w:t>идентификато</w:t>
-      </w:r>
-      <w:r>
-        <w:t xml:space="preserve">ра можно отправить запрос к </w:t>
+        <w:t xml:space="preserve">с целью получения списка аудиторий. После был совершен поиск нужной аудитории и получен ее идентификатор. Имея 2 идентификатора можно отправить запрос к </w:t>
       </w:r>
       <w:r>
         <w:rPr>
@@ -2849,12 +2800,14 @@
       <w:r>
         <w:t xml:space="preserve"> В ходе выполнения работы </w:t>
       </w:r>
+      <w:proofErr w:type="spellStart"/>
       <w:r>
         <w:rPr>
           <w:lang w:val="en-US"/>
         </w:rPr>
         <w:t>json</w:t>
       </w:r>
+      <w:proofErr w:type="spellEnd"/>
       <w:r>
         <w:t xml:space="preserve">-файл, полученный от </w:t>
       </w:r>
@@ -3355,7 +3308,10 @@
         <w:rPr>
           <w:lang w:val="en-US"/>
         </w:rPr>
-        <w:t xml:space="preserve">re </w:t>
+        <w:t>re</w:t>
+      </w:r>
+      <w:r>
+        <w:t xml:space="preserve"> </w:t>
       </w:r>
       <w:r>
         <w:t xml:space="preserve">совершается парсинг идентификатора. </w:t>
@@ -3669,10 +3625,7 @@
         <w:t>-</w:t>
       </w:r>
       <w:r>
-        <w:t xml:space="preserve">файла скраппится расписание за указанную дату и </w:t>
-      </w:r>
-      <w:r>
-        <w:t xml:space="preserve">с помощью функции </w:t>
+        <w:t xml:space="preserve">файла скраппится расписание за указанную дату и с помощью функции </w:t>
       </w:r>
       <w:r>
         <w:rPr>
@@ -3731,10 +3684,7 @@
         </w:rPr>
       </w:pPr>
       <w:r>
-        <w:t xml:space="preserve">На рисунке 6 представлена </w:t>
-      </w:r>
-      <w:r>
-        <w:t xml:space="preserve">функция </w:t>
+        <w:t xml:space="preserve">На рисунке 6 представлена функция </w:t>
       </w:r>
       <w:r>
         <w:rPr>
@@ -3787,7 +3737,6 @@
         <w:rPr>
           <w:i/>
           <w:iCs/>
-          <w:lang w:val="en-US"/>
         </w:rPr>
       </w:pPr>
     </w:p>
@@ -4022,6 +3971,331 @@
         <w:t>результаты работы программы</w:t>
       </w:r>
     </w:p>
+    <w:p>
+      <w:pPr>
+        <w:spacing w:line="240" w:lineRule="auto"/>
+        <w:ind w:firstLine="0"/>
+        <w:jc w:val="left"/>
+        <w:rPr>
+          <w:lang w:val="en-US"/>
+        </w:rPr>
+      </w:pPr>
+      <w:r>
+        <w:rPr>
+          <w:lang w:val="en-US"/>
+        </w:rPr>
+        <w:br w:type="page"/>
+      </w:r>
+    </w:p>
+    <w:p>
+      <w:pPr>
+        <w:rPr>
+          <w:lang w:val="en-US"/>
+        </w:rPr>
+      </w:pPr>
+    </w:p>
+    <w:p>
+      <w:pPr>
+        <w:pStyle w:val="Heading1"/>
+      </w:pPr>
+      <w:r>
+        <w:t>ответы на контрольные вопросы</w:t>
+      </w:r>
+    </w:p>
+    <w:p>
+      <w:pPr>
+        <w:pStyle w:val="-"/>
+      </w:pPr>
+      <w:r>
+        <w:t>Какие виды HTTP-запросов существуют, для чего нужен каждый из них? Какие данные можно получить при отправке GET-запроса к web-ресурсу?</w:t>
+      </w:r>
+    </w:p>
+    <w:p>
+      <w:r>
+        <w:t>Существуют следующие виды HTTP-запросов:</w:t>
+      </w:r>
+    </w:p>
+    <w:p>
+      <w:r>
+        <w:t>1. GET – Позволяет запросить некоторый конкретный ресурс. Дополнительные данные могут быть переданы через строку запроса (Query String) в составе URL (например ?param=value).</w:t>
+      </w:r>
+    </w:p>
+    <w:p>
+      <w:r>
+        <w:t>2. POST - Позволяет отправить данные на сервер. Поддерживает отправку различных типов файлов, среди которых текст, PDF-документы и другие типы данных в двоичном виде.</w:t>
+      </w:r>
+    </w:p>
+    <w:p>
+      <w:r>
+        <w:t>3. PUT - Используется для создания (размещения) новых ресурсов на сервере.</w:t>
+      </w:r>
+    </w:p>
+    <w:p>
+      <w:r>
+        <w:t>4. DELETE - Позволяет удалить существующие ресурсы на сервере.</w:t>
+      </w:r>
+    </w:p>
+    <w:p>
+      <w:r>
+        <w:t>5. HEAD - Используется для получения метаданных о запрашиваемом ресурсе, таких как дата создания, дата последнего изменения, размер и тип файла.</w:t>
+      </w:r>
+    </w:p>
+    <w:p>
+      <w:r>
+        <w:t>6. OPTIONS - Используется для получения информации о возможностях сервера и поддерживаемых методах запросов.</w:t>
+      </w:r>
+    </w:p>
+    <w:p>
+      <w:r>
+        <w:t>7. TRACE - Используется для отладки и диагностики соединения между клиентом и сервером.</w:t>
+      </w:r>
+    </w:p>
+    <w:p>
+      <w:r>
+        <w:t xml:space="preserve">8.  </w:t>
+      </w:r>
+      <w:r>
+        <w:rPr>
+          <w:lang w:val="en-US"/>
+        </w:rPr>
+        <w:t>PATCH</w:t>
+      </w:r>
+      <w:r>
+        <w:t xml:space="preserve"> - Позволяет внести частичные изменения в указанный ресурс по указанному расположению.</w:t>
+      </w:r>
+    </w:p>
+    <w:p>
+      <w:r>
+        <w:t xml:space="preserve">9. </w:t>
+      </w:r>
+      <w:r>
+        <w:rPr>
+          <w:lang w:val="en-US"/>
+        </w:rPr>
+        <w:t>CONNECT</w:t>
+      </w:r>
+      <w:r>
+        <w:t xml:space="preserve"> - Запускает двустороннюю связь с запрошенным ресурсом. Метод можно использовать для открытия «туннеля» до сервера, на котором работает ресурс.</w:t>
+      </w:r>
+    </w:p>
+    <w:p>
+      <w:r>
+        <w:t xml:space="preserve">GET-запрос позволяет получить данные от сервера в виде HTML-страницы, изображения, текстового файла, JSON-документа или любого другого формата данных, доступного по указанному URL-адресу. </w:t>
+      </w:r>
+    </w:p>
+    <w:p/>
+    <w:p>
+      <w:pPr>
+        <w:pStyle w:val="-"/>
+      </w:pPr>
+      <w:r>
+        <w:t>Что такое DOM-объект, для чего он необходим? Какие</w:t>
+      </w:r>
+      <w:r>
+        <w:t xml:space="preserve"> </w:t>
+      </w:r>
+      <w:r>
+        <w:t>библиотеки и функции были использованы при анализе HTML-страницы?</w:t>
+      </w:r>
+    </w:p>
+    <w:p>
+      <w:r>
+        <w:lastRenderedPageBreak/>
+        <w:t>DOM-объект (Document Object Model) — это представление HTML-страницы в виде древовидной структуры объектов, которые могут быть изменены с помощью JavaScript. DOM-объект необходим для динамического изменения содержимого страницы, добавления новых элементов, удаления и изменения существующих.</w:t>
+      </w:r>
+    </w:p>
+    <w:p>
+      <w:pPr>
+        <w:rPr>
+          <w:lang w:eastAsia="ru-RU"/>
+        </w:rPr>
+      </w:pPr>
+      <w:r>
+        <w:t xml:space="preserve">При анализе </w:t>
+      </w:r>
+      <w:r>
+        <w:rPr>
+          <w:lang w:val="en-US"/>
+        </w:rPr>
+        <w:t>HTML</w:t>
+      </w:r>
+      <w:r>
+        <w:t>-</w:t>
+      </w:r>
+      <w:r>
+        <w:t xml:space="preserve">страницы была использована библиотека </w:t>
+      </w:r>
+      <w:r>
+        <w:rPr>
+          <w:lang w:val="en-US"/>
+        </w:rPr>
+        <w:t>re</w:t>
+      </w:r>
+      <w:r>
+        <w:t xml:space="preserve"> </w:t>
+      </w:r>
+      <w:r>
+        <w:t xml:space="preserve">и ее функция </w:t>
+      </w:r>
+      <w:proofErr w:type="spellStart"/>
+      <w:r>
+        <w:rPr>
+          <w:lang w:val="en-US"/>
+        </w:rPr>
+        <w:t>findall</w:t>
+      </w:r>
+      <w:proofErr w:type="spellEnd"/>
+      <w:r>
+        <w:t xml:space="preserve">() </w:t>
+      </w:r>
+      <w:r>
+        <w:t xml:space="preserve">для поиска </w:t>
+      </w:r>
+      <w:r>
+        <w:rPr>
+          <w:i/>
+          <w:iCs/>
+          <w:lang w:val="en-US"/>
+        </w:rPr>
+        <w:t>a</w:t>
+      </w:r>
+      <w:r>
+        <w:t xml:space="preserve"> </w:t>
+      </w:r>
+      <w:r>
+        <w:t xml:space="preserve">тегов и функция </w:t>
+      </w:r>
+      <w:r>
+        <w:rPr>
+          <w:lang w:val="en-US"/>
+        </w:rPr>
+        <w:t>split</w:t>
+      </w:r>
+      <w:r>
+        <w:t xml:space="preserve"> </w:t>
+      </w:r>
+      <w:r>
+        <w:t>для извлечения идентификатора.</w:t>
+      </w:r>
+    </w:p>
+    <w:p/>
+    <w:p>
+      <w:pPr>
+        <w:pStyle w:val="-"/>
+        <w:rPr>
+          <w:lang w:val="en-US"/>
+        </w:rPr>
+      </w:pPr>
+      <w:r>
+        <w:t xml:space="preserve">По умолчанию в библиотеке </w:t>
+      </w:r>
+      <w:r>
+        <w:rPr>
+          <w:lang w:val="en-US"/>
+        </w:rPr>
+        <w:t>requests</w:t>
+      </w:r>
+      <w:r>
+        <w:t xml:space="preserve"> включена проверка</w:t>
+      </w:r>
+      <w:r>
+        <w:t xml:space="preserve"> </w:t>
+      </w:r>
+      <w:r>
+        <w:rPr>
+          <w:lang w:val="en-US"/>
+        </w:rPr>
+        <w:t>SSL</w:t>
+      </w:r>
+      <w:r>
+        <w:t>-сертификатов. Что необходимо сделать, чтобы запросы к защищенным</w:t>
+      </w:r>
+      <w:r>
+        <w:t xml:space="preserve"> </w:t>
+      </w:r>
+      <w:r>
+        <w:t>страницам работали корректно?</w:t>
+      </w:r>
+    </w:p>
+    <w:p>
+      <w:pPr>
+        <w:rPr>
+          <w:lang w:eastAsia="ru-RU"/>
+        </w:rPr>
+      </w:pPr>
+      <w:r>
+        <w:t>Для того, чтобы запросы к защищенным страницам работали корректно, необходимо установить доверие к SSL-сертификату сервера, на который отправляются запросы. Для этого можно использовать модуль ssl в Python и передать параметр verify=False при отправке запроса с помощью библиотеки requests, чтобы не использовать сертификат.</w:t>
+      </w:r>
+    </w:p>
+    <w:p/>
+    <w:p>
+      <w:pPr>
+        <w:pStyle w:val="-"/>
+      </w:pPr>
+      <w:r>
+        <w:t>Из каких частей состоит HTTP-запрос? Какие способы передачи</w:t>
+      </w:r>
+    </w:p>
+    <w:p>
+      <w:pPr>
+        <w:ind w:firstLine="0"/>
+      </w:pPr>
+      <w:r>
+        <w:t>параметров в запрос существуют?</w:t>
+      </w:r>
+    </w:p>
+    <w:p>
+      <w:r>
+        <w:t>HTTP-запрос состоит из трех основных частей:</w:t>
+      </w:r>
+    </w:p>
+    <w:p>
+      <w:r>
+        <w:t>1. Строка запроса (Request line) - содержит метод запроса (GET, POST, PUT, DELETE и т.д.), URI (Uniform Resource Identifier) и версию протокола HTTP.</w:t>
+      </w:r>
+    </w:p>
+    <w:p>
+      <w:r>
+        <w:t>2. Заголовки (Headers) - содержат информацию о запросе, такую как тип контента, длина контента, язык, кодировку и другие параметры.</w:t>
+      </w:r>
+    </w:p>
+    <w:p>
+      <w:r>
+        <w:t>3. Тело запроса (Body) - содержит данные, которые передаются в запросе.</w:t>
+      </w:r>
+    </w:p>
+    <w:p>
+      <w:r>
+        <w:t>Существует несколько способов передачи параметров в запрос:</w:t>
+      </w:r>
+    </w:p>
+    <w:p>
+      <w:r>
+        <w:t>1. В строке запроса (query string) - параметры указываются после символа вопроса (?) в URI.</w:t>
+      </w:r>
+    </w:p>
+    <w:p>
+      <w:r>
+        <w:t>2. В заголовках запроса (headers) - параметры передаются в виде пар "ключ-значение" в заголовках запроса.</w:t>
+      </w:r>
+    </w:p>
+    <w:p>
+      <w:r>
+        <w:lastRenderedPageBreak/>
+        <w:t>3. В теле запроса (body) - параметры передаются в теле запроса, например, при отправке формы или JSON-данных.</w:t>
+      </w:r>
+    </w:p>
+    <w:p/>
+    <w:p>
+      <w:pPr>
+        <w:spacing w:line="240" w:lineRule="auto"/>
+        <w:ind w:firstLine="0"/>
+        <w:jc w:val="left"/>
+      </w:pPr>
+      <w:r>
+        <w:br w:type="page"/>
+      </w:r>
+    </w:p>
     <w:p/>
     <w:p>
       <w:pPr>
@@ -4059,6 +4333,7 @@
         <w:t xml:space="preserve">В ходе выполнения лабораторной работы были получены навыки работы с протоколом HTTP: построение запросов к удаленному веб-серверу для получения содержимого веб-страницы, а также навыки обработки и извлечения данных из HTML-страницы при помощи Python-библиотек. </w:t>
       </w:r>
     </w:p>
+    <w:bookmarkEnd w:id="7"/>
     <w:p>
       <w:pPr>
         <w:spacing w:line="240" w:lineRule="auto"/>
@@ -4066,2331 +4341,8 @@
         <w:jc w:val="left"/>
         <w:rPr>
           <w:b/>
-        </w:rPr>
-      </w:pPr>
-      <w:r>
-        <w:br w:type="page"/>
-      </w:r>
-    </w:p>
-    <w:bookmarkEnd w:id="7"/>
-    <w:p>
-      <w:pPr>
-        <w:pStyle w:val="Heading1"/>
-        <w:numPr>
-          <w:ilvl w:val="0"/>
-          <w:numId w:val="0"/>
-        </w:numPr>
-        <w:rPr>
-          <w:b w:val="0"/>
-          <w:bCs/>
-          <w:lang w:val="en-US"/>
-        </w:rPr>
-      </w:pPr>
-      <w:r>
-        <w:lastRenderedPageBreak/>
-        <w:t>ПРИЛОжение</w:t>
-      </w:r>
-    </w:p>
-    <w:p>
-      <w:pPr>
-        <w:pStyle w:val="a2"/>
-      </w:pPr>
-      <w:r>
-        <w:t xml:space="preserve">import </w:t>
-      </w:r>
-      <w:r>
-        <w:rPr>
-          <w:u w:val="single"/>
-        </w:rPr>
-        <w:t>requests</w:t>
-      </w:r>
-    </w:p>
-    <w:p>
-      <w:pPr>
-        <w:pStyle w:val="a2"/>
-      </w:pPr>
-      <w:r>
-        <w:t xml:space="preserve">import </w:t>
-      </w:r>
-      <w:r>
-        <w:rPr>
-          <w:u w:val="single"/>
-        </w:rPr>
-        <w:t>re</w:t>
-      </w:r>
-    </w:p>
-    <w:p>
-      <w:pPr>
-        <w:pStyle w:val="a2"/>
-      </w:pPr>
-      <w:r>
-        <w:t xml:space="preserve">url_pasre4teacher = </w:t>
-      </w:r>
-      <w:proofErr w:type="spellStart"/>
-      <w:r>
-        <w:rPr>
-          <w:i/>
-          <w:iCs/>
-        </w:rPr>
-        <w:t>f</w:t>
-      </w:r>
-      <w:r>
-        <w:t>"https</w:t>
-      </w:r>
-      <w:proofErr w:type="spellEnd"/>
-      <w:r>
-        <w:t>://ruz.spbstu.ru/search/</w:t>
-      </w:r>
-      <w:proofErr w:type="spellStart"/>
-      <w:r>
-        <w:t>teacher?q</w:t>
-      </w:r>
-      <w:proofErr w:type="spellEnd"/>
-      <w:r>
-        <w:t>="</w:t>
-      </w:r>
-    </w:p>
-    <w:p>
-      <w:pPr>
-        <w:pStyle w:val="a2"/>
-      </w:pPr>
-      <w:r>
-        <w:t xml:space="preserve">url_parse4group = </w:t>
-      </w:r>
-      <w:proofErr w:type="spellStart"/>
-      <w:r>
-        <w:rPr>
-          <w:i/>
-          <w:iCs/>
-        </w:rPr>
-        <w:t>f</w:t>
-      </w:r>
-      <w:r>
-        <w:t>"https</w:t>
-      </w:r>
-      <w:proofErr w:type="spellEnd"/>
-      <w:r>
-        <w:t>://ruz.spbstu.ru/search/</w:t>
-      </w:r>
-      <w:proofErr w:type="spellStart"/>
-      <w:r>
-        <w:t>groups?q</w:t>
-      </w:r>
-      <w:proofErr w:type="spellEnd"/>
-      <w:r>
-        <w:t>="</w:t>
-      </w:r>
-    </w:p>
-    <w:p>
-      <w:pPr>
-        <w:pStyle w:val="a2"/>
-      </w:pPr>
-      <w:r>
-        <w:rPr>
-          <w:i/>
-          <w:iCs/>
-        </w:rPr>
-        <w:t>def</w:t>
-      </w:r>
-      <w:r>
-        <w:t xml:space="preserve"> </w:t>
-      </w:r>
-      <w:proofErr w:type="spellStart"/>
-      <w:r>
-        <w:t>print_subject_info</w:t>
-      </w:r>
-      <w:proofErr w:type="spellEnd"/>
-      <w:r>
-        <w:t>(</w:t>
-      </w:r>
-      <w:r>
-        <w:rPr>
-          <w:i/>
-          <w:iCs/>
-        </w:rPr>
-        <w:t>subject</w:t>
-      </w:r>
-      <w:r>
-        <w:t>):</w:t>
-      </w:r>
-    </w:p>
-    <w:p>
-      <w:pPr>
-        <w:pStyle w:val="a2"/>
-      </w:pPr>
-      <w:r>
-        <w:t xml:space="preserve">    </w:t>
-      </w:r>
-      <w:proofErr w:type="spellStart"/>
-      <w:r>
-        <w:t>subject_title</w:t>
-      </w:r>
-      <w:proofErr w:type="spellEnd"/>
-      <w:r>
-        <w:t xml:space="preserve"> = ""</w:t>
-      </w:r>
-    </w:p>
-    <w:p>
-      <w:pPr>
-        <w:pStyle w:val="a2"/>
-      </w:pPr>
-      <w:r>
-        <w:t xml:space="preserve">    </w:t>
-      </w:r>
-      <w:proofErr w:type="spellStart"/>
-      <w:r>
-        <w:t>subject_title</w:t>
-      </w:r>
-      <w:proofErr w:type="spellEnd"/>
-      <w:r>
-        <w:t xml:space="preserve"> = </w:t>
-      </w:r>
-      <w:proofErr w:type="spellStart"/>
-      <w:r>
-        <w:t>subject_title</w:t>
-      </w:r>
-      <w:proofErr w:type="spellEnd"/>
-      <w:r>
-        <w:t xml:space="preserve"> + </w:t>
-      </w:r>
-      <w:proofErr w:type="spellStart"/>
-      <w:r>
-        <w:rPr>
-          <w:i/>
-          <w:iCs/>
-        </w:rPr>
-        <w:t>f</w:t>
-      </w:r>
-      <w:r>
-        <w:t>"</w:t>
-      </w:r>
-      <w:proofErr w:type="gramStart"/>
-      <w:r>
-        <w:t>Time</w:t>
-      </w:r>
-      <w:proofErr w:type="spellEnd"/>
-      <w:r>
-        <w:t>:{</w:t>
-      </w:r>
-      <w:proofErr w:type="spellStart"/>
-      <w:proofErr w:type="gramEnd"/>
-      <w:r>
-        <w:rPr>
-          <w:i/>
-          <w:iCs/>
-        </w:rPr>
-        <w:t>subject</w:t>
-      </w:r>
-      <w:r>
-        <w:t>.get</w:t>
-      </w:r>
-      <w:proofErr w:type="spellEnd"/>
-      <w:r>
-        <w:t>("</w:t>
-      </w:r>
-      <w:proofErr w:type="spellStart"/>
-      <w:r>
-        <w:t>time_start</w:t>
-      </w:r>
-      <w:proofErr w:type="spellEnd"/>
-      <w:r>
-        <w:t>")}-{</w:t>
-      </w:r>
-      <w:proofErr w:type="spellStart"/>
-      <w:r>
-        <w:rPr>
-          <w:i/>
-          <w:iCs/>
-        </w:rPr>
-        <w:t>subject</w:t>
-      </w:r>
-      <w:r>
-        <w:t>.get</w:t>
-      </w:r>
-      <w:proofErr w:type="spellEnd"/>
-      <w:r>
-        <w:t>("</w:t>
-      </w:r>
-      <w:proofErr w:type="spellStart"/>
-      <w:r>
-        <w:t>time_end</w:t>
-      </w:r>
-      <w:proofErr w:type="spellEnd"/>
-      <w:r>
-        <w:t>"</w:t>
-      </w:r>
-      <w:proofErr w:type="gramStart"/>
-      <w:r>
-        <w:t>)}\</w:t>
-      </w:r>
-      <w:proofErr w:type="gramEnd"/>
-      <w:r>
-        <w:t>n"</w:t>
-      </w:r>
-    </w:p>
-    <w:p>
-      <w:pPr>
-        <w:pStyle w:val="a2"/>
-      </w:pPr>
-      <w:r>
-        <w:t xml:space="preserve">    </w:t>
-      </w:r>
-      <w:proofErr w:type="spellStart"/>
-      <w:r>
-        <w:t>subject_title</w:t>
-      </w:r>
-      <w:proofErr w:type="spellEnd"/>
-      <w:r>
-        <w:t xml:space="preserve"> = </w:t>
-      </w:r>
-      <w:proofErr w:type="spellStart"/>
-      <w:r>
-        <w:t>subject_title</w:t>
-      </w:r>
-      <w:proofErr w:type="spellEnd"/>
-      <w:r>
-        <w:t xml:space="preserve"> + </w:t>
-      </w:r>
-      <w:proofErr w:type="spellStart"/>
-      <w:r>
-        <w:rPr>
-          <w:i/>
-          <w:iCs/>
-        </w:rPr>
-        <w:t>f</w:t>
-      </w:r>
-      <w:r>
-        <w:t>"</w:t>
-      </w:r>
-      <w:proofErr w:type="gramStart"/>
-      <w:r>
-        <w:t>Subject</w:t>
-      </w:r>
-      <w:proofErr w:type="spellEnd"/>
-      <w:r>
-        <w:t>:{</w:t>
-      </w:r>
-      <w:proofErr w:type="spellStart"/>
-      <w:proofErr w:type="gramEnd"/>
-      <w:r>
-        <w:rPr>
-          <w:i/>
-          <w:iCs/>
-        </w:rPr>
-        <w:t>subject</w:t>
-      </w:r>
-      <w:r>
-        <w:t>.get</w:t>
-      </w:r>
-      <w:proofErr w:type="spellEnd"/>
-      <w:r>
-        <w:t>("subject"</w:t>
-      </w:r>
-      <w:proofErr w:type="gramStart"/>
-      <w:r>
-        <w:t>)}\</w:t>
-      </w:r>
-      <w:proofErr w:type="gramEnd"/>
-      <w:r>
-        <w:t>n"</w:t>
-      </w:r>
-    </w:p>
-    <w:p>
-      <w:pPr>
-        <w:pStyle w:val="a2"/>
-      </w:pPr>
-      <w:r>
-        <w:t xml:space="preserve">    </w:t>
-      </w:r>
-      <w:proofErr w:type="spellStart"/>
-      <w:r>
-        <w:t>subject_title</w:t>
-      </w:r>
-      <w:proofErr w:type="spellEnd"/>
-      <w:r>
-        <w:t xml:space="preserve"> = </w:t>
-      </w:r>
-      <w:proofErr w:type="spellStart"/>
-      <w:r>
-        <w:t>subject_title</w:t>
-      </w:r>
-      <w:proofErr w:type="spellEnd"/>
-      <w:r>
-        <w:t xml:space="preserve"> + </w:t>
-      </w:r>
-      <w:proofErr w:type="spellStart"/>
-      <w:r>
-        <w:rPr>
-          <w:i/>
-          <w:iCs/>
-        </w:rPr>
-        <w:t>f</w:t>
-      </w:r>
-      <w:r>
-        <w:t>"</w:t>
-      </w:r>
-      <w:proofErr w:type="gramStart"/>
-      <w:r>
-        <w:t>Type</w:t>
-      </w:r>
-      <w:proofErr w:type="spellEnd"/>
-      <w:r>
-        <w:t>:{</w:t>
-      </w:r>
-      <w:proofErr w:type="spellStart"/>
-      <w:r>
-        <w:rPr>
-          <w:i/>
-          <w:iCs/>
-        </w:rPr>
-        <w:t>subject</w:t>
-      </w:r>
-      <w:r>
-        <w:t>.get</w:t>
-      </w:r>
-      <w:proofErr w:type="spellEnd"/>
-      <w:r>
-        <w:t>(</w:t>
-      </w:r>
-      <w:proofErr w:type="gramEnd"/>
-      <w:r>
-        <w:t>"</w:t>
-      </w:r>
-      <w:proofErr w:type="spellStart"/>
-      <w:r>
-        <w:t>typeObj</w:t>
-      </w:r>
-      <w:proofErr w:type="spellEnd"/>
-      <w:proofErr w:type="gramStart"/>
-      <w:r>
-        <w:t>", {}).get</w:t>
-      </w:r>
-      <w:proofErr w:type="gramEnd"/>
-      <w:r>
-        <w:t>("name"</w:t>
-      </w:r>
-      <w:proofErr w:type="gramStart"/>
-      <w:r>
-        <w:t>)}\</w:t>
-      </w:r>
-      <w:proofErr w:type="gramEnd"/>
-      <w:r>
-        <w:t>n"</w:t>
-      </w:r>
-    </w:p>
-    <w:p>
-      <w:pPr>
-        <w:pStyle w:val="a2"/>
-      </w:pPr>
-      <w:r>
-        <w:t xml:space="preserve">    if </w:t>
-      </w:r>
-      <w:proofErr w:type="spellStart"/>
-      <w:proofErr w:type="gramStart"/>
-      <w:r>
-        <w:rPr>
-          <w:i/>
-          <w:iCs/>
-        </w:rPr>
-        <w:t>subject</w:t>
-      </w:r>
-      <w:r>
-        <w:t>.get</w:t>
-      </w:r>
-      <w:proofErr w:type="spellEnd"/>
-      <w:r>
-        <w:t>(</w:t>
-      </w:r>
-      <w:proofErr w:type="gramEnd"/>
-      <w:r>
-        <w:t>"teachers"</w:t>
-      </w:r>
-      <w:proofErr w:type="gramStart"/>
-      <w:r>
-        <w:t>, [{}</w:t>
-      </w:r>
-      <w:proofErr w:type="gramEnd"/>
-      <w:r>
-        <w:t xml:space="preserve">]): </w:t>
-      </w:r>
-      <w:proofErr w:type="spellStart"/>
-      <w:r>
-        <w:t>subject_title</w:t>
-      </w:r>
-      <w:proofErr w:type="spellEnd"/>
-      <w:r>
-        <w:t xml:space="preserve"> = </w:t>
-      </w:r>
-      <w:proofErr w:type="spellStart"/>
-      <w:r>
-        <w:t>subject_title</w:t>
-      </w:r>
-      <w:proofErr w:type="spellEnd"/>
-      <w:r>
-        <w:t xml:space="preserve"> + </w:t>
-      </w:r>
-      <w:proofErr w:type="spellStart"/>
-      <w:r>
-        <w:rPr>
-          <w:i/>
-          <w:iCs/>
-        </w:rPr>
-        <w:t>f</w:t>
-      </w:r>
-      <w:r>
-        <w:t>"</w:t>
-      </w:r>
-      <w:proofErr w:type="gramStart"/>
-      <w:r>
-        <w:t>Teacher</w:t>
-      </w:r>
-      <w:proofErr w:type="spellEnd"/>
-      <w:r>
-        <w:t>:{</w:t>
-      </w:r>
-      <w:proofErr w:type="spellStart"/>
-      <w:r>
-        <w:rPr>
-          <w:i/>
-          <w:iCs/>
-        </w:rPr>
-        <w:t>subject</w:t>
-      </w:r>
-      <w:r>
-        <w:t>.get</w:t>
-      </w:r>
-      <w:proofErr w:type="spellEnd"/>
-      <w:r>
-        <w:t>(</w:t>
-      </w:r>
-      <w:proofErr w:type="gramEnd"/>
-      <w:r>
-        <w:t>"teachers"</w:t>
-      </w:r>
-      <w:proofErr w:type="gramStart"/>
-      <w:r>
-        <w:t>, [{}])[</w:t>
-      </w:r>
-      <w:proofErr w:type="gramEnd"/>
-      <w:r>
-        <w:t>0</w:t>
-      </w:r>
-      <w:proofErr w:type="gramStart"/>
-      <w:r>
-        <w:t>].get</w:t>
-      </w:r>
-      <w:proofErr w:type="gramEnd"/>
-      <w:r>
-        <w:t>("</w:t>
-      </w:r>
-      <w:proofErr w:type="spellStart"/>
-      <w:r>
-        <w:t>full_name</w:t>
-      </w:r>
-      <w:proofErr w:type="spellEnd"/>
-      <w:r>
-        <w:t>"</w:t>
-      </w:r>
-      <w:proofErr w:type="gramStart"/>
-      <w:r>
-        <w:t>)}\</w:t>
-      </w:r>
-      <w:proofErr w:type="gramEnd"/>
-      <w:r>
-        <w:t>n"</w:t>
-      </w:r>
-    </w:p>
-    <w:p>
-      <w:pPr>
-        <w:pStyle w:val="a2"/>
-      </w:pPr>
-      <w:r>
-        <w:t xml:space="preserve">    else: </w:t>
-      </w:r>
-      <w:proofErr w:type="spellStart"/>
-      <w:r>
-        <w:t>subject_title</w:t>
-      </w:r>
-      <w:proofErr w:type="spellEnd"/>
-      <w:r>
-        <w:t xml:space="preserve"> = </w:t>
-      </w:r>
-      <w:proofErr w:type="spellStart"/>
-      <w:r>
-        <w:t>subject_title</w:t>
-      </w:r>
-      <w:proofErr w:type="spellEnd"/>
-      <w:r>
-        <w:t xml:space="preserve"> + "</w:t>
-      </w:r>
-      <w:proofErr w:type="spellStart"/>
-      <w:proofErr w:type="gramStart"/>
-      <w:r>
-        <w:t>Teacher:None</w:t>
-      </w:r>
-      <w:proofErr w:type="spellEnd"/>
-      <w:proofErr w:type="gramEnd"/>
-      <w:r>
-        <w:t>\n"</w:t>
-      </w:r>
-    </w:p>
-    <w:p>
-      <w:pPr>
-        <w:pStyle w:val="a2"/>
-      </w:pPr>
-      <w:r>
-        <w:t xml:space="preserve">    </w:t>
-      </w:r>
-      <w:proofErr w:type="spellStart"/>
-      <w:r>
-        <w:t>subject_title</w:t>
-      </w:r>
-      <w:proofErr w:type="spellEnd"/>
-      <w:r>
-        <w:t xml:space="preserve"> = </w:t>
-      </w:r>
-      <w:proofErr w:type="spellStart"/>
-      <w:r>
-        <w:t>subject_title</w:t>
-      </w:r>
-      <w:proofErr w:type="spellEnd"/>
-      <w:r>
-        <w:t xml:space="preserve"> + </w:t>
-      </w:r>
-      <w:proofErr w:type="spellStart"/>
-      <w:r>
-        <w:rPr>
-          <w:i/>
-          <w:iCs/>
-        </w:rPr>
-        <w:t>f</w:t>
-      </w:r>
-      <w:r>
-        <w:t>"</w:t>
-      </w:r>
-      <w:proofErr w:type="gramStart"/>
-      <w:r>
-        <w:t>Groups</w:t>
-      </w:r>
-      <w:proofErr w:type="spellEnd"/>
-      <w:r>
-        <w:t>:{</w:t>
-      </w:r>
-      <w:proofErr w:type="gramEnd"/>
-      <w:r>
-        <w:t>',</w:t>
-      </w:r>
-      <w:proofErr w:type="gramStart"/>
-      <w:r>
-        <w:t>'.join</w:t>
-      </w:r>
-      <w:proofErr w:type="gramEnd"/>
-      <w:r>
-        <w:t>([</w:t>
-      </w:r>
-      <w:proofErr w:type="spellStart"/>
-      <w:r>
-        <w:t>group.get</w:t>
-      </w:r>
-      <w:proofErr w:type="spellEnd"/>
-      <w:r>
-        <w:t xml:space="preserve">("name") for group in </w:t>
-      </w:r>
-      <w:proofErr w:type="spellStart"/>
-      <w:proofErr w:type="gramStart"/>
-      <w:r>
-        <w:rPr>
-          <w:i/>
-          <w:iCs/>
-        </w:rPr>
-        <w:t>subject</w:t>
-      </w:r>
-      <w:r>
-        <w:t>.get</w:t>
-      </w:r>
-      <w:proofErr w:type="spellEnd"/>
-      <w:r>
-        <w:t>(</w:t>
-      </w:r>
-      <w:proofErr w:type="gramEnd"/>
-      <w:r>
-        <w:t>"groups", [])]</w:t>
-      </w:r>
-      <w:proofErr w:type="gramStart"/>
-      <w:r>
-        <w:t>)}\</w:t>
-      </w:r>
-      <w:proofErr w:type="gramEnd"/>
-      <w:r>
-        <w:t>n"</w:t>
-      </w:r>
-    </w:p>
-    <w:p>
-      <w:pPr>
-        <w:pStyle w:val="a2"/>
-      </w:pPr>
-      <w:r>
-        <w:t xml:space="preserve">    </w:t>
-      </w:r>
-      <w:proofErr w:type="spellStart"/>
-      <w:r>
-        <w:t>subject_title</w:t>
-      </w:r>
-      <w:proofErr w:type="spellEnd"/>
-      <w:r>
-        <w:t xml:space="preserve"> = </w:t>
-      </w:r>
-      <w:proofErr w:type="spellStart"/>
-      <w:r>
-        <w:t>subject_title</w:t>
-      </w:r>
-      <w:proofErr w:type="spellEnd"/>
-      <w:r>
-        <w:t xml:space="preserve"> + </w:t>
-      </w:r>
-      <w:proofErr w:type="spellStart"/>
-      <w:r>
-        <w:rPr>
-          <w:i/>
-          <w:iCs/>
-        </w:rPr>
-        <w:t>f</w:t>
-      </w:r>
-      <w:r>
-        <w:t>"</w:t>
-      </w:r>
-      <w:proofErr w:type="gramStart"/>
-      <w:r>
-        <w:t>Place</w:t>
-      </w:r>
-      <w:proofErr w:type="spellEnd"/>
-      <w:r>
-        <w:t>:{</w:t>
-      </w:r>
-      <w:proofErr w:type="spellStart"/>
-      <w:r>
-        <w:rPr>
-          <w:i/>
-          <w:iCs/>
-        </w:rPr>
-        <w:t>subject</w:t>
-      </w:r>
-      <w:r>
-        <w:t>.get</w:t>
-      </w:r>
-      <w:proofErr w:type="spellEnd"/>
-      <w:r>
-        <w:t>(</w:t>
-      </w:r>
-      <w:proofErr w:type="gramEnd"/>
-      <w:r>
-        <w:t>"</w:t>
-      </w:r>
-      <w:proofErr w:type="spellStart"/>
-      <w:r>
-        <w:t>auditories</w:t>
-      </w:r>
-      <w:proofErr w:type="spellEnd"/>
-      <w:r>
-        <w:t>"</w:t>
-      </w:r>
-      <w:proofErr w:type="gramStart"/>
-      <w:r>
-        <w:t>, [{}])[</w:t>
-      </w:r>
-      <w:proofErr w:type="gramEnd"/>
-      <w:r>
-        <w:t>0</w:t>
-      </w:r>
-      <w:proofErr w:type="gramStart"/>
-      <w:r>
-        <w:t>].get</w:t>
-      </w:r>
-      <w:proofErr w:type="gramEnd"/>
-      <w:r>
-        <w:t>("name"</w:t>
-      </w:r>
-      <w:proofErr w:type="gramStart"/>
-      <w:r>
-        <w:t>)}\</w:t>
-      </w:r>
-      <w:proofErr w:type="gramEnd"/>
-      <w:r>
-        <w:t>n"</w:t>
-      </w:r>
-    </w:p>
-    <w:p>
-      <w:pPr>
-        <w:pStyle w:val="a2"/>
-      </w:pPr>
-      <w:r>
-        <w:t xml:space="preserve">    return </w:t>
-      </w:r>
-      <w:proofErr w:type="spellStart"/>
-      <w:r>
-        <w:t>subject_title</w:t>
-      </w:r>
-      <w:proofErr w:type="spellEnd"/>
-    </w:p>
-    <w:p>
-      <w:pPr>
-        <w:pStyle w:val="a2"/>
-      </w:pPr>
-    </w:p>
-    <w:p>
-      <w:pPr>
-        <w:pStyle w:val="a2"/>
-      </w:pPr>
-      <w:r>
-        <w:rPr>
-          <w:i/>
-          <w:iCs/>
-        </w:rPr>
-        <w:t>def</w:t>
-      </w:r>
-      <w:r>
-        <w:t xml:space="preserve"> </w:t>
-      </w:r>
-      <w:proofErr w:type="spellStart"/>
-      <w:r>
-        <w:t>get_teacher_</w:t>
-      </w:r>
-      <w:proofErr w:type="gramStart"/>
-      <w:r>
-        <w:t>schedule</w:t>
-      </w:r>
-      <w:proofErr w:type="spellEnd"/>
-      <w:r>
-        <w:t>(</w:t>
-      </w:r>
-      <w:proofErr w:type="gramEnd"/>
-      <w:r>
-        <w:rPr>
-          <w:i/>
-          <w:iCs/>
-        </w:rPr>
-        <w:t>teacher</w:t>
-      </w:r>
-      <w:r>
-        <w:t xml:space="preserve">: </w:t>
-      </w:r>
-      <w:r>
-        <w:rPr>
-          <w:u w:val="single"/>
-        </w:rPr>
-        <w:t>str</w:t>
-      </w:r>
-      <w:r>
-        <w:t xml:space="preserve">, </w:t>
-      </w:r>
-      <w:r>
-        <w:rPr>
-          <w:i/>
-          <w:iCs/>
-        </w:rPr>
-        <w:t>date</w:t>
-      </w:r>
-      <w:r>
-        <w:t xml:space="preserve">: </w:t>
-      </w:r>
-      <w:r>
-        <w:rPr>
-          <w:u w:val="single"/>
-        </w:rPr>
-        <w:t>str</w:t>
-      </w:r>
-      <w:r>
-        <w:t>):</w:t>
-      </w:r>
-    </w:p>
-    <w:p>
-      <w:pPr>
-        <w:pStyle w:val="a2"/>
-      </w:pPr>
-      <w:r>
-        <w:t>    schedule = ''</w:t>
-      </w:r>
-    </w:p>
-    <w:p>
-      <w:pPr>
-        <w:pStyle w:val="a2"/>
-      </w:pPr>
-      <w:r>
-        <w:t xml:space="preserve">    </w:t>
-      </w:r>
-      <w:proofErr w:type="spellStart"/>
-      <w:r>
-        <w:t>teacher_id</w:t>
-      </w:r>
-      <w:proofErr w:type="spellEnd"/>
-      <w:r>
-        <w:t xml:space="preserve"> = None</w:t>
-      </w:r>
-    </w:p>
-    <w:p>
-      <w:pPr>
-        <w:pStyle w:val="a2"/>
-      </w:pPr>
-      <w:r>
-        <w:t>    found = False</w:t>
-      </w:r>
-    </w:p>
-    <w:p>
-      <w:pPr>
-        <w:pStyle w:val="a2"/>
-      </w:pPr>
-      <w:r>
-        <w:t xml:space="preserve">    </w:t>
-      </w:r>
-      <w:proofErr w:type="spellStart"/>
-      <w:r>
-        <w:t>url</w:t>
-      </w:r>
-      <w:proofErr w:type="spellEnd"/>
-      <w:r>
-        <w:t xml:space="preserve"> = url_pasre4teacher + </w:t>
-      </w:r>
-      <w:r>
-        <w:rPr>
-          <w:i/>
-          <w:iCs/>
-        </w:rPr>
-        <w:t>teacher</w:t>
-      </w:r>
-    </w:p>
-    <w:p>
-      <w:pPr>
-        <w:pStyle w:val="a2"/>
-      </w:pPr>
-      <w:r>
-        <w:t xml:space="preserve">    r = </w:t>
-      </w:r>
-      <w:proofErr w:type="spellStart"/>
-      <w:r>
-        <w:rPr>
-          <w:u w:val="single"/>
-        </w:rPr>
-        <w:t>requests</w:t>
-      </w:r>
-      <w:r>
-        <w:t>.get</w:t>
-      </w:r>
-      <w:proofErr w:type="spellEnd"/>
-      <w:r>
-        <w:t>(</w:t>
-      </w:r>
-      <w:proofErr w:type="spellStart"/>
-      <w:r>
-        <w:t>url</w:t>
-      </w:r>
-      <w:proofErr w:type="spellEnd"/>
-      <w:r>
-        <w:t>)</w:t>
-      </w:r>
-    </w:p>
-    <w:p>
-      <w:pPr>
-        <w:pStyle w:val="a2"/>
-      </w:pPr>
-      <w:r>
-        <w:t xml:space="preserve">    data = </w:t>
-      </w:r>
-      <w:proofErr w:type="spellStart"/>
-      <w:r>
-        <w:t>r.text</w:t>
-      </w:r>
-      <w:proofErr w:type="spellEnd"/>
-    </w:p>
-    <w:p>
-      <w:pPr>
-        <w:pStyle w:val="a2"/>
-      </w:pPr>
-      <w:r>
-        <w:t xml:space="preserve">    teachers = </w:t>
-      </w:r>
-      <w:proofErr w:type="spellStart"/>
-      <w:proofErr w:type="gramStart"/>
-      <w:r>
-        <w:rPr>
-          <w:u w:val="single"/>
-        </w:rPr>
-        <w:t>re</w:t>
-      </w:r>
-      <w:r>
-        <w:t>.findall</w:t>
-      </w:r>
-      <w:proofErr w:type="spellEnd"/>
-      <w:proofErr w:type="gramEnd"/>
-      <w:r>
-        <w:t>(</w:t>
-      </w:r>
-      <w:r>
-        <w:rPr>
-          <w:i/>
-          <w:iCs/>
-        </w:rPr>
-        <w:t>r</w:t>
-      </w:r>
-      <w:r>
-        <w:t>"&lt;a.*?</w:t>
-      </w:r>
-      <w:proofErr w:type="gramStart"/>
-      <w:r>
-        <w:t>&gt;.*</w:t>
-      </w:r>
-      <w:proofErr w:type="gramEnd"/>
-      <w:r>
-        <w:t>?&lt;/a&gt;", data)</w:t>
-      </w:r>
-    </w:p>
-    <w:p>
-      <w:pPr>
-        <w:pStyle w:val="a2"/>
-      </w:pPr>
-      <w:r>
-        <w:t>    for t in teachers:</w:t>
-      </w:r>
-    </w:p>
-    <w:p>
-      <w:pPr>
-        <w:pStyle w:val="a2"/>
-      </w:pPr>
-      <w:r>
-        <w:t xml:space="preserve">        if </w:t>
-      </w:r>
-      <w:r>
-        <w:rPr>
-          <w:i/>
-          <w:iCs/>
-        </w:rPr>
-        <w:t>teacher</w:t>
-      </w:r>
-      <w:r>
-        <w:t xml:space="preserve"> in t:</w:t>
-      </w:r>
-    </w:p>
-    <w:p>
-      <w:pPr>
-        <w:pStyle w:val="a2"/>
-      </w:pPr>
-      <w:r>
-        <w:t xml:space="preserve">            </w:t>
-      </w:r>
-      <w:proofErr w:type="spellStart"/>
-      <w:r>
-        <w:t>teacher_id_raw</w:t>
-      </w:r>
-      <w:proofErr w:type="spellEnd"/>
-      <w:r>
-        <w:t xml:space="preserve"> = (</w:t>
-      </w:r>
-      <w:proofErr w:type="spellStart"/>
-      <w:proofErr w:type="gramStart"/>
-      <w:r>
-        <w:rPr>
-          <w:u w:val="single"/>
-        </w:rPr>
-        <w:t>re</w:t>
-      </w:r>
-      <w:r>
-        <w:t>.findall</w:t>
-      </w:r>
-      <w:proofErr w:type="spellEnd"/>
-      <w:proofErr w:type="gramEnd"/>
-      <w:r>
-        <w:t>(</w:t>
-      </w:r>
-      <w:r>
-        <w:rPr>
-          <w:i/>
-          <w:iCs/>
-        </w:rPr>
-        <w:t>r</w:t>
-      </w:r>
-      <w:r>
-        <w:t>"&lt;a</w:t>
-      </w:r>
-      <w:proofErr w:type="gramStart"/>
-      <w:r>
-        <w:t>(.*</w:t>
-      </w:r>
-      <w:proofErr w:type="gramEnd"/>
-      <w:r>
-        <w:t>?)</w:t>
-      </w:r>
-      <w:proofErr w:type="gramStart"/>
-      <w:r>
-        <w:t>&gt;.*</w:t>
-      </w:r>
-      <w:proofErr w:type="gramEnd"/>
-      <w:r>
-        <w:t xml:space="preserve">?&lt;/a&gt;", </w:t>
-      </w:r>
-      <w:proofErr w:type="gramStart"/>
-      <w:r>
-        <w:t>data)[</w:t>
-      </w:r>
-      <w:proofErr w:type="spellStart"/>
-      <w:r>
-        <w:t>teachers.index</w:t>
-      </w:r>
-      <w:proofErr w:type="spellEnd"/>
-      <w:proofErr w:type="gramEnd"/>
-      <w:r>
-        <w:t>(t)</w:t>
-      </w:r>
-      <w:proofErr w:type="gramStart"/>
-      <w:r>
-        <w:t>].split</w:t>
-      </w:r>
-      <w:proofErr w:type="gramEnd"/>
-      <w:r>
-        <w:t>(</w:t>
-      </w:r>
-      <w:proofErr w:type="gramStart"/>
-      <w:r>
-        <w:t>))[</w:t>
-      </w:r>
-      <w:proofErr w:type="gramEnd"/>
-      <w:r>
-        <w:t>-2]</w:t>
-      </w:r>
-    </w:p>
-    <w:p>
-      <w:pPr>
-        <w:pStyle w:val="a2"/>
-      </w:pPr>
-      <w:r>
-        <w:t xml:space="preserve">            </w:t>
-      </w:r>
-      <w:proofErr w:type="spellStart"/>
-      <w:r>
-        <w:t>teacher_id</w:t>
-      </w:r>
-      <w:proofErr w:type="spellEnd"/>
-      <w:r>
-        <w:t xml:space="preserve"> = (</w:t>
-      </w:r>
-      <w:proofErr w:type="spellStart"/>
-      <w:proofErr w:type="gramStart"/>
-      <w:r>
-        <w:rPr>
-          <w:u w:val="single"/>
-        </w:rPr>
-        <w:t>re</w:t>
-      </w:r>
-      <w:r>
-        <w:t>.split</w:t>
-      </w:r>
-      <w:proofErr w:type="spellEnd"/>
-      <w:proofErr w:type="gramEnd"/>
-      <w:r>
-        <w:t xml:space="preserve">('"|/', </w:t>
-      </w:r>
-      <w:proofErr w:type="spellStart"/>
-      <w:r>
-        <w:t>teacher_id_raw</w:t>
-      </w:r>
-      <w:proofErr w:type="spellEnd"/>
-      <w:proofErr w:type="gramStart"/>
-      <w:r>
-        <w:t>))[</w:t>
-      </w:r>
-      <w:proofErr w:type="gramEnd"/>
-      <w:r>
-        <w:t>-2]</w:t>
-      </w:r>
-    </w:p>
-    <w:p>
-      <w:pPr>
-        <w:pStyle w:val="a2"/>
-      </w:pPr>
-      <w:r>
-        <w:t xml:space="preserve">            </w:t>
-      </w:r>
-      <w:proofErr w:type="gramStart"/>
-      <w:r>
-        <w:t>break</w:t>
-      </w:r>
-      <w:proofErr w:type="gramEnd"/>
-    </w:p>
-    <w:p>
-      <w:pPr>
-        <w:pStyle w:val="a2"/>
-      </w:pPr>
-      <w:r>
-        <w:t xml:space="preserve">    api_req_1 = </w:t>
-      </w:r>
-      <w:r>
-        <w:rPr>
-          <w:u w:val="single"/>
-        </w:rPr>
-        <w:t>requests</w:t>
-      </w:r>
-      <w:r>
-        <w:t>.get</w:t>
-      </w:r>
-      <w:proofErr w:type="gramStart"/>
-      <w:r>
-        <w:t>(</w:t>
-      </w:r>
-      <w:r>
-        <w:rPr>
-          <w:i/>
-          <w:iCs/>
-        </w:rPr>
-        <w:t>f</w:t>
-      </w:r>
-      <w:proofErr w:type="gramEnd"/>
-      <w:r>
-        <w:t>"</w:t>
-      </w:r>
-      <w:proofErr w:type="gramStart"/>
-      <w:r>
-        <w:t>https://ruz.spbstu.ru/api/v1/ruz/teachers/{</w:t>
-      </w:r>
-      <w:r>
-        <w:rPr>
-          <w:u w:val="single"/>
-        </w:rPr>
-        <w:t>int</w:t>
-      </w:r>
-      <w:r>
-        <w:t>(teacher_id)}/scheduler?date={</w:t>
-      </w:r>
-      <w:r>
-        <w:rPr>
-          <w:i/>
-          <w:iCs/>
-        </w:rPr>
-        <w:t>date</w:t>
-      </w:r>
-      <w:r>
-        <w:t>}"</w:t>
-      </w:r>
-      <w:proofErr w:type="gramEnd"/>
-      <w:r>
-        <w:t>)</w:t>
-      </w:r>
-    </w:p>
-    <w:p>
-      <w:pPr>
-        <w:pStyle w:val="a2"/>
-      </w:pPr>
-      <w:r>
-        <w:t>    data = api_req_</w:t>
-      </w:r>
-      <w:proofErr w:type="gramStart"/>
-      <w:r>
-        <w:t>1.json</w:t>
-      </w:r>
-      <w:proofErr w:type="gramEnd"/>
-      <w:r>
-        <w:t>()</w:t>
-      </w:r>
-    </w:p>
-    <w:p>
-      <w:pPr>
-        <w:pStyle w:val="a2"/>
-      </w:pPr>
-      <w:r>
-        <w:lastRenderedPageBreak/>
-        <w:t>    days = data["days"]</w:t>
-      </w:r>
-    </w:p>
-    <w:p>
-      <w:pPr>
-        <w:pStyle w:val="a2"/>
-      </w:pPr>
-      <w:r>
-        <w:t>    for day in days:</w:t>
-      </w:r>
-    </w:p>
-    <w:p>
-      <w:pPr>
-        <w:pStyle w:val="a2"/>
-      </w:pPr>
-      <w:r>
-        <w:t xml:space="preserve">        if day["date"] == </w:t>
-      </w:r>
-      <w:r>
-        <w:rPr>
-          <w:i/>
-          <w:iCs/>
-        </w:rPr>
-        <w:t>date</w:t>
-      </w:r>
-      <w:r>
-        <w:t>:</w:t>
-      </w:r>
-    </w:p>
-    <w:p>
-      <w:pPr>
-        <w:pStyle w:val="a2"/>
-      </w:pPr>
-      <w:r>
-        <w:t xml:space="preserve">            for lesson in </w:t>
-      </w:r>
-      <w:proofErr w:type="spellStart"/>
-      <w:r>
-        <w:t>day.get</w:t>
-      </w:r>
-      <w:proofErr w:type="spellEnd"/>
-      <w:r>
-        <w:t>("lessons"):</w:t>
-      </w:r>
-    </w:p>
-    <w:p>
-      <w:pPr>
-        <w:pStyle w:val="a2"/>
-      </w:pPr>
-      <w:r>
-        <w:t>                found = True</w:t>
-      </w:r>
-    </w:p>
-    <w:p>
-      <w:pPr>
-        <w:pStyle w:val="a2"/>
-      </w:pPr>
-      <w:r>
-        <w:t xml:space="preserve">                schedule = schedule + </w:t>
-      </w:r>
-      <w:proofErr w:type="spellStart"/>
-      <w:r>
-        <w:t>print_subject_info</w:t>
-      </w:r>
-      <w:proofErr w:type="spellEnd"/>
-      <w:r>
-        <w:t>(lesson)</w:t>
-      </w:r>
-    </w:p>
-    <w:p>
-      <w:pPr>
-        <w:pStyle w:val="a2"/>
-      </w:pPr>
-      <w:r>
-        <w:t xml:space="preserve">    if not </w:t>
-      </w:r>
-      <w:proofErr w:type="gramStart"/>
-      <w:r>
-        <w:t>found:</w:t>
-      </w:r>
-      <w:proofErr w:type="gramEnd"/>
-      <w:r>
-        <w:t xml:space="preserve"> return None</w:t>
-      </w:r>
-    </w:p>
-    <w:p>
-      <w:pPr>
-        <w:pStyle w:val="a2"/>
-      </w:pPr>
-      <w:r>
-        <w:t>    return schedule</w:t>
-      </w:r>
-    </w:p>
-    <w:p>
-      <w:pPr>
-        <w:pStyle w:val="a2"/>
-      </w:pPr>
-    </w:p>
-    <w:p>
-      <w:pPr>
-        <w:pStyle w:val="a2"/>
-      </w:pPr>
-      <w:r>
-        <w:rPr>
-          <w:i/>
-          <w:iCs/>
-        </w:rPr>
-        <w:t>def</w:t>
-      </w:r>
-      <w:r>
-        <w:t xml:space="preserve"> </w:t>
-      </w:r>
-      <w:proofErr w:type="spellStart"/>
-      <w:r>
-        <w:t>get_group_</w:t>
-      </w:r>
-      <w:proofErr w:type="gramStart"/>
-      <w:r>
-        <w:t>schedule</w:t>
-      </w:r>
-      <w:proofErr w:type="spellEnd"/>
-      <w:r>
-        <w:t>(</w:t>
-      </w:r>
-      <w:proofErr w:type="gramEnd"/>
-      <w:r>
-        <w:rPr>
-          <w:i/>
-          <w:iCs/>
-        </w:rPr>
-        <w:t>group</w:t>
-      </w:r>
-      <w:r>
-        <w:t xml:space="preserve">: </w:t>
-      </w:r>
-      <w:r>
-        <w:rPr>
-          <w:u w:val="single"/>
-        </w:rPr>
-        <w:t>str</w:t>
-      </w:r>
-      <w:r>
-        <w:t xml:space="preserve">, </w:t>
-      </w:r>
-      <w:r>
-        <w:rPr>
-          <w:i/>
-          <w:iCs/>
-        </w:rPr>
-        <w:t>date</w:t>
-      </w:r>
-      <w:r>
-        <w:t xml:space="preserve">: </w:t>
-      </w:r>
-      <w:r>
-        <w:rPr>
-          <w:u w:val="single"/>
-        </w:rPr>
-        <w:t>str</w:t>
-      </w:r>
-      <w:r>
-        <w:t>):</w:t>
-      </w:r>
-    </w:p>
-    <w:p>
-      <w:pPr>
-        <w:pStyle w:val="a2"/>
-      </w:pPr>
-      <w:r>
-        <w:t>    schedule = ''</w:t>
-      </w:r>
-    </w:p>
-    <w:p>
-      <w:pPr>
-        <w:pStyle w:val="a2"/>
-      </w:pPr>
-      <w:r>
-        <w:t xml:space="preserve">    </w:t>
-      </w:r>
-      <w:proofErr w:type="spellStart"/>
-      <w:r>
-        <w:t>group_id</w:t>
-      </w:r>
-      <w:proofErr w:type="spellEnd"/>
-      <w:r>
-        <w:t xml:space="preserve"> = None</w:t>
-      </w:r>
-    </w:p>
-    <w:p>
-      <w:pPr>
-        <w:pStyle w:val="a2"/>
-      </w:pPr>
-      <w:r>
-        <w:t>    found = False</w:t>
-      </w:r>
-    </w:p>
-    <w:p>
-      <w:pPr>
-        <w:pStyle w:val="a2"/>
-      </w:pPr>
-      <w:r>
-        <w:t xml:space="preserve">    group4req = </w:t>
-      </w:r>
-      <w:proofErr w:type="spellStart"/>
-      <w:proofErr w:type="gramStart"/>
-      <w:r>
-        <w:rPr>
-          <w:i/>
-          <w:iCs/>
-        </w:rPr>
-        <w:t>group</w:t>
-      </w:r>
-      <w:r>
-        <w:t>.replace</w:t>
-      </w:r>
-      <w:proofErr w:type="spellEnd"/>
-      <w:proofErr w:type="gramEnd"/>
-      <w:r>
-        <w:t>("/", "%2F")</w:t>
-      </w:r>
-    </w:p>
-    <w:p>
-      <w:pPr>
-        <w:pStyle w:val="a2"/>
-      </w:pPr>
-      <w:r>
-        <w:t xml:space="preserve">    </w:t>
-      </w:r>
-      <w:proofErr w:type="spellStart"/>
-      <w:r>
-        <w:t>url</w:t>
-      </w:r>
-      <w:proofErr w:type="spellEnd"/>
-      <w:r>
-        <w:t xml:space="preserve"> = url_parse4group + group4req</w:t>
-      </w:r>
-    </w:p>
-    <w:p>
-      <w:pPr>
-        <w:pStyle w:val="a2"/>
-      </w:pPr>
-      <w:r>
-        <w:t xml:space="preserve">    r = </w:t>
-      </w:r>
-      <w:proofErr w:type="spellStart"/>
-      <w:r>
-        <w:rPr>
-          <w:u w:val="single"/>
-        </w:rPr>
-        <w:t>requests</w:t>
-      </w:r>
-      <w:r>
-        <w:t>.get</w:t>
-      </w:r>
-      <w:proofErr w:type="spellEnd"/>
-      <w:r>
-        <w:t>(</w:t>
-      </w:r>
-      <w:proofErr w:type="spellStart"/>
-      <w:r>
-        <w:t>url</w:t>
-      </w:r>
-      <w:proofErr w:type="spellEnd"/>
-      <w:r>
-        <w:t>)</w:t>
-      </w:r>
-    </w:p>
-    <w:p>
-      <w:pPr>
-        <w:pStyle w:val="a2"/>
-      </w:pPr>
-      <w:r>
-        <w:t xml:space="preserve">    data = </w:t>
-      </w:r>
-      <w:proofErr w:type="spellStart"/>
-      <w:r>
-        <w:t>r.text</w:t>
-      </w:r>
-      <w:proofErr w:type="spellEnd"/>
-    </w:p>
-    <w:p>
-      <w:pPr>
-        <w:pStyle w:val="a2"/>
-      </w:pPr>
-      <w:r>
-        <w:t xml:space="preserve">    </w:t>
-      </w:r>
-      <w:proofErr w:type="spellStart"/>
-      <w:r>
-        <w:t>group_t</w:t>
-      </w:r>
-      <w:proofErr w:type="spellEnd"/>
-      <w:r>
-        <w:t xml:space="preserve"> = [x for x in </w:t>
-      </w:r>
-      <w:proofErr w:type="spellStart"/>
-      <w:proofErr w:type="gramStart"/>
-      <w:r>
-        <w:rPr>
-          <w:u w:val="single"/>
-        </w:rPr>
-        <w:t>re</w:t>
-      </w:r>
-      <w:r>
-        <w:t>.findall</w:t>
-      </w:r>
-      <w:proofErr w:type="spellEnd"/>
-      <w:proofErr w:type="gramEnd"/>
-      <w:r>
-        <w:t>(</w:t>
-      </w:r>
-      <w:r>
-        <w:rPr>
-          <w:i/>
-          <w:iCs/>
-        </w:rPr>
-        <w:t>r</w:t>
-      </w:r>
-      <w:r>
-        <w:t>"&lt;a.*?</w:t>
-      </w:r>
-      <w:proofErr w:type="gramStart"/>
-      <w:r>
-        <w:t>&gt;.*</w:t>
-      </w:r>
-      <w:proofErr w:type="gramEnd"/>
-      <w:r>
-        <w:t xml:space="preserve">?&lt;/a&gt;", data) if </w:t>
-      </w:r>
-      <w:r>
-        <w:rPr>
-          <w:i/>
-          <w:iCs/>
-        </w:rPr>
-        <w:t>group</w:t>
-      </w:r>
-      <w:r>
-        <w:t xml:space="preserve"> in x][0]</w:t>
-      </w:r>
-    </w:p>
-    <w:p>
-      <w:pPr>
-        <w:pStyle w:val="a2"/>
-      </w:pPr>
-      <w:r>
-        <w:t xml:space="preserve">    </w:t>
-      </w:r>
-      <w:proofErr w:type="spellStart"/>
-      <w:r>
-        <w:t>href</w:t>
-      </w:r>
-      <w:proofErr w:type="spellEnd"/>
-      <w:r>
-        <w:t xml:space="preserve"> = </w:t>
-      </w:r>
-      <w:proofErr w:type="spellStart"/>
-      <w:r>
-        <w:t>group_</w:t>
-      </w:r>
-      <w:proofErr w:type="gramStart"/>
-      <w:r>
-        <w:t>t.split</w:t>
-      </w:r>
-      <w:proofErr w:type="spellEnd"/>
-      <w:r>
-        <w:t>()[</w:t>
-      </w:r>
-      <w:proofErr w:type="gramEnd"/>
-      <w:r>
-        <w:t>2]</w:t>
-      </w:r>
-    </w:p>
-    <w:p>
-      <w:pPr>
-        <w:pStyle w:val="a2"/>
-      </w:pPr>
-      <w:r>
-        <w:t xml:space="preserve">    </w:t>
-      </w:r>
-      <w:proofErr w:type="spellStart"/>
-      <w:r>
-        <w:t>group_id</w:t>
-      </w:r>
-      <w:proofErr w:type="spellEnd"/>
-      <w:r>
-        <w:t xml:space="preserve"> = </w:t>
-      </w:r>
-      <w:proofErr w:type="spellStart"/>
-      <w:proofErr w:type="gramStart"/>
-      <w:r>
-        <w:rPr>
-          <w:u w:val="single"/>
-        </w:rPr>
-        <w:t>re</w:t>
-      </w:r>
-      <w:r>
-        <w:t>.split</w:t>
-      </w:r>
-      <w:proofErr w:type="spellEnd"/>
-      <w:proofErr w:type="gramEnd"/>
-      <w:r>
-        <w:t xml:space="preserve">('/|"', </w:t>
-      </w:r>
-      <w:proofErr w:type="spellStart"/>
-      <w:proofErr w:type="gramStart"/>
-      <w:r>
-        <w:t>href</w:t>
-      </w:r>
-      <w:proofErr w:type="spellEnd"/>
-      <w:r>
-        <w:t>)[</w:t>
-      </w:r>
-      <w:proofErr w:type="gramEnd"/>
-      <w:r>
-        <w:t>-2]</w:t>
-      </w:r>
-    </w:p>
-    <w:p>
-      <w:pPr>
-        <w:pStyle w:val="a2"/>
-      </w:pPr>
-      <w:r>
-        <w:t xml:space="preserve">    api_req_2 = </w:t>
-      </w:r>
-      <w:r>
-        <w:rPr>
-          <w:u w:val="single"/>
-        </w:rPr>
-        <w:t>requests</w:t>
-      </w:r>
-      <w:r>
-        <w:t>.get(</w:t>
-      </w:r>
-      <w:r>
-        <w:rPr>
-          <w:i/>
-          <w:iCs/>
-        </w:rPr>
-        <w:t>f</w:t>
-      </w:r>
-      <w:r>
-        <w:t>"https://ruz.spbstu.ru/api/v1/ruz/scheduler/{group_id}?date={</w:t>
-      </w:r>
-      <w:r>
-        <w:rPr>
-          <w:i/>
-          <w:iCs/>
-        </w:rPr>
-        <w:t>date</w:t>
-      </w:r>
-      <w:r>
-        <w:t>}")</w:t>
-      </w:r>
-    </w:p>
-    <w:p>
-      <w:pPr>
-        <w:pStyle w:val="a2"/>
-      </w:pPr>
-      <w:r>
-        <w:t>    data = api_req_</w:t>
-      </w:r>
-      <w:proofErr w:type="gramStart"/>
-      <w:r>
-        <w:t>2.json</w:t>
-      </w:r>
-      <w:proofErr w:type="gramEnd"/>
-      <w:r>
-        <w:t>()</w:t>
-      </w:r>
-    </w:p>
-    <w:p>
-      <w:pPr>
-        <w:pStyle w:val="a2"/>
-      </w:pPr>
-      <w:r>
-        <w:t>    days = data["days"]</w:t>
-      </w:r>
-    </w:p>
-    <w:p>
-      <w:pPr>
-        <w:pStyle w:val="a2"/>
-      </w:pPr>
-      <w:r>
-        <w:t>    for day in days:</w:t>
-      </w:r>
-    </w:p>
-    <w:p>
-      <w:pPr>
-        <w:pStyle w:val="a2"/>
-      </w:pPr>
-      <w:r>
-        <w:t xml:space="preserve">        if day["date"] == </w:t>
-      </w:r>
-      <w:r>
-        <w:rPr>
-          <w:i/>
-          <w:iCs/>
-        </w:rPr>
-        <w:t>date</w:t>
-      </w:r>
-      <w:r>
-        <w:t>:</w:t>
-      </w:r>
-    </w:p>
-    <w:p>
-      <w:pPr>
-        <w:pStyle w:val="a2"/>
-      </w:pPr>
-      <w:r>
-        <w:t xml:space="preserve">            for lesson in </w:t>
-      </w:r>
-      <w:proofErr w:type="spellStart"/>
-      <w:r>
-        <w:t>day.get</w:t>
-      </w:r>
-      <w:proofErr w:type="spellEnd"/>
-      <w:r>
-        <w:t>("lessons"):</w:t>
-      </w:r>
-    </w:p>
-    <w:p>
-      <w:pPr>
-        <w:pStyle w:val="a2"/>
-      </w:pPr>
-      <w:r>
-        <w:t>                found = True</w:t>
-      </w:r>
-    </w:p>
-    <w:p>
-      <w:pPr>
-        <w:pStyle w:val="a2"/>
-      </w:pPr>
-      <w:r>
-        <w:t xml:space="preserve">                schedule = schedule + </w:t>
-      </w:r>
-      <w:proofErr w:type="spellStart"/>
-      <w:r>
-        <w:t>print_subject_info</w:t>
-      </w:r>
-      <w:proofErr w:type="spellEnd"/>
-      <w:r>
-        <w:t>(lesson)</w:t>
-      </w:r>
-    </w:p>
-    <w:p>
-      <w:pPr>
-        <w:pStyle w:val="a2"/>
-      </w:pPr>
-      <w:r>
-        <w:t xml:space="preserve">    if not </w:t>
-      </w:r>
-      <w:proofErr w:type="gramStart"/>
-      <w:r>
-        <w:t>found:</w:t>
-      </w:r>
-      <w:proofErr w:type="gramEnd"/>
-      <w:r>
-        <w:t xml:space="preserve"> return None</w:t>
-      </w:r>
-    </w:p>
-    <w:p>
-      <w:pPr>
-        <w:pStyle w:val="a2"/>
-      </w:pPr>
-      <w:r>
-        <w:t>    return schedule</w:t>
-      </w:r>
-    </w:p>
-    <w:p>
-      <w:pPr>
-        <w:pStyle w:val="a2"/>
-      </w:pPr>
-    </w:p>
-    <w:p>
-      <w:pPr>
-        <w:pStyle w:val="a2"/>
-      </w:pPr>
-      <w:r>
-        <w:rPr>
-          <w:i/>
-          <w:iCs/>
-        </w:rPr>
-        <w:t>def</w:t>
-      </w:r>
-      <w:r>
-        <w:t xml:space="preserve"> </w:t>
-      </w:r>
-      <w:proofErr w:type="spellStart"/>
-      <w:r>
-        <w:t>get_room_</w:t>
-      </w:r>
-      <w:proofErr w:type="gramStart"/>
-      <w:r>
-        <w:t>schedule</w:t>
-      </w:r>
-      <w:proofErr w:type="spellEnd"/>
-      <w:r>
-        <w:t>(</w:t>
-      </w:r>
-      <w:proofErr w:type="gramEnd"/>
-      <w:r>
-        <w:rPr>
-          <w:i/>
-          <w:iCs/>
-        </w:rPr>
-        <w:t>building</w:t>
-      </w:r>
-      <w:r>
-        <w:t xml:space="preserve">: </w:t>
-      </w:r>
-      <w:r>
-        <w:rPr>
-          <w:u w:val="single"/>
-        </w:rPr>
-        <w:t>str</w:t>
-      </w:r>
-      <w:r>
-        <w:t xml:space="preserve">, </w:t>
-      </w:r>
-      <w:r>
-        <w:rPr>
-          <w:i/>
-          <w:iCs/>
-        </w:rPr>
-        <w:t>room</w:t>
-      </w:r>
-      <w:r>
-        <w:t xml:space="preserve">: </w:t>
-      </w:r>
-      <w:r>
-        <w:rPr>
-          <w:u w:val="single"/>
-        </w:rPr>
-        <w:t>str</w:t>
-      </w:r>
-      <w:r>
-        <w:t xml:space="preserve">, </w:t>
-      </w:r>
-      <w:r>
-        <w:rPr>
-          <w:i/>
-          <w:iCs/>
-        </w:rPr>
-        <w:t>date</w:t>
-      </w:r>
-      <w:r>
-        <w:t>):</w:t>
-      </w:r>
-    </w:p>
-    <w:p>
-      <w:pPr>
-        <w:pStyle w:val="a2"/>
-      </w:pPr>
-      <w:r>
-        <w:t>    schedule = ''</w:t>
-      </w:r>
-    </w:p>
-    <w:p>
-      <w:pPr>
-        <w:pStyle w:val="a2"/>
-      </w:pPr>
-      <w:r>
-        <w:t>    found = False</w:t>
-      </w:r>
-    </w:p>
-    <w:p>
-      <w:pPr>
-        <w:pStyle w:val="a2"/>
-      </w:pPr>
-      <w:r>
-        <w:t xml:space="preserve">    buildings = </w:t>
-      </w:r>
-      <w:r>
-        <w:rPr>
-          <w:u w:val="single"/>
-        </w:rPr>
-        <w:t>requests</w:t>
-      </w:r>
-      <w:r>
-        <w:t>.get("</w:t>
-      </w:r>
-      <w:proofErr w:type="gramStart"/>
-      <w:r>
-        <w:t>https://ruz.spbstu.ru/api/v1/ruz/buildings/").json(</w:t>
-      </w:r>
-      <w:proofErr w:type="gramEnd"/>
-      <w:r>
-        <w:t>)</w:t>
-      </w:r>
-    </w:p>
-    <w:p>
-      <w:pPr>
-        <w:pStyle w:val="a2"/>
-      </w:pPr>
-      <w:r>
-        <w:lastRenderedPageBreak/>
-        <w:t xml:space="preserve">    </w:t>
-      </w:r>
-      <w:proofErr w:type="spellStart"/>
-      <w:r>
-        <w:t>build_id</w:t>
-      </w:r>
-      <w:proofErr w:type="spellEnd"/>
-      <w:r>
-        <w:t xml:space="preserve">, </w:t>
-      </w:r>
-      <w:proofErr w:type="spellStart"/>
-      <w:r>
-        <w:t>room_id</w:t>
-      </w:r>
-      <w:proofErr w:type="spellEnd"/>
-      <w:r>
-        <w:t xml:space="preserve"> = 0, 0</w:t>
-      </w:r>
-    </w:p>
-    <w:p>
-      <w:pPr>
-        <w:pStyle w:val="a2"/>
-      </w:pPr>
-      <w:r>
-        <w:t xml:space="preserve">    for </w:t>
-      </w:r>
-      <w:proofErr w:type="gramStart"/>
-      <w:r>
-        <w:t>build in</w:t>
-      </w:r>
-      <w:proofErr w:type="gramEnd"/>
-      <w:r>
-        <w:t xml:space="preserve"> </w:t>
-      </w:r>
-      <w:proofErr w:type="spellStart"/>
-      <w:r>
-        <w:t>buildings.get</w:t>
-      </w:r>
-      <w:proofErr w:type="spellEnd"/>
-      <w:r>
-        <w:t>("buildings"):</w:t>
-      </w:r>
-    </w:p>
-    <w:p>
-      <w:pPr>
-        <w:pStyle w:val="a2"/>
-      </w:pPr>
-      <w:r>
-        <w:t xml:space="preserve">        if </w:t>
-      </w:r>
-      <w:r>
-        <w:rPr>
-          <w:i/>
-          <w:iCs/>
-        </w:rPr>
-        <w:t>building</w:t>
-      </w:r>
-      <w:r>
-        <w:t xml:space="preserve"> == </w:t>
-      </w:r>
-      <w:proofErr w:type="spellStart"/>
-      <w:r>
-        <w:t>build.get</w:t>
-      </w:r>
-      <w:proofErr w:type="spellEnd"/>
-      <w:r>
-        <w:t>("name"):</w:t>
-      </w:r>
-    </w:p>
-    <w:p>
-      <w:pPr>
-        <w:pStyle w:val="a2"/>
-      </w:pPr>
-      <w:r>
-        <w:t xml:space="preserve">            </w:t>
-      </w:r>
-      <w:proofErr w:type="spellStart"/>
-      <w:r>
-        <w:t>build_id</w:t>
-      </w:r>
-      <w:proofErr w:type="spellEnd"/>
-      <w:r>
-        <w:t xml:space="preserve"> = </w:t>
-      </w:r>
-      <w:proofErr w:type="spellStart"/>
-      <w:r>
-        <w:t>build.get</w:t>
-      </w:r>
-      <w:proofErr w:type="spellEnd"/>
-      <w:r>
-        <w:t>("id")</w:t>
-      </w:r>
-    </w:p>
-    <w:p>
-      <w:pPr>
-        <w:pStyle w:val="a2"/>
-      </w:pPr>
-      <w:r>
-        <w:t xml:space="preserve">            </w:t>
-      </w:r>
-      <w:proofErr w:type="gramStart"/>
-      <w:r>
-        <w:t>break</w:t>
-      </w:r>
-      <w:proofErr w:type="gramEnd"/>
-    </w:p>
-    <w:p>
-      <w:pPr>
-        <w:pStyle w:val="a2"/>
-      </w:pPr>
-      <w:r>
-        <w:t xml:space="preserve">rooms = </w:t>
-      </w:r>
-      <w:r>
-        <w:rPr>
-          <w:u w:val="single"/>
-        </w:rPr>
-        <w:t>requests</w:t>
-      </w:r>
-      <w:r>
-        <w:t>.get(</w:t>
-      </w:r>
-      <w:r>
-        <w:rPr>
-          <w:i/>
-          <w:iCs/>
-        </w:rPr>
-        <w:t>f</w:t>
-      </w:r>
-      <w:r>
-        <w:t>"https://ruz.spbstu.ru/api/v1/ruz/buildings/{build_id}/rooms/"</w:t>
-      </w:r>
-      <w:proofErr w:type="gramStart"/>
-      <w:r>
-        <w:t>).json</w:t>
-      </w:r>
-      <w:proofErr w:type="gramEnd"/>
-      <w:r>
-        <w:t>()</w:t>
-      </w:r>
-    </w:p>
-    <w:p>
-      <w:pPr>
-        <w:pStyle w:val="a2"/>
-      </w:pPr>
-      <w:r>
-        <w:t xml:space="preserve">    for </w:t>
-      </w:r>
-      <w:proofErr w:type="spellStart"/>
-      <w:r>
-        <w:t>aud</w:t>
-      </w:r>
-      <w:proofErr w:type="spellEnd"/>
-      <w:r>
-        <w:t xml:space="preserve"> in </w:t>
-      </w:r>
-      <w:proofErr w:type="spellStart"/>
-      <w:r>
-        <w:t>rooms.get</w:t>
-      </w:r>
-      <w:proofErr w:type="spellEnd"/>
-      <w:r>
-        <w:t>("rooms"):</w:t>
-      </w:r>
-    </w:p>
-    <w:p>
-      <w:pPr>
-        <w:pStyle w:val="a2"/>
-      </w:pPr>
-      <w:r>
-        <w:t xml:space="preserve">        if </w:t>
-      </w:r>
-      <w:r>
-        <w:rPr>
-          <w:i/>
-          <w:iCs/>
-        </w:rPr>
-        <w:t>room</w:t>
-      </w:r>
-      <w:r>
-        <w:t xml:space="preserve"> == </w:t>
-      </w:r>
-      <w:proofErr w:type="spellStart"/>
-      <w:r>
-        <w:t>aud.get</w:t>
-      </w:r>
-      <w:proofErr w:type="spellEnd"/>
-      <w:r>
-        <w:t>("name"):</w:t>
-      </w:r>
-    </w:p>
-    <w:p>
-      <w:pPr>
-        <w:pStyle w:val="a2"/>
-      </w:pPr>
-      <w:r>
-        <w:t xml:space="preserve">            </w:t>
-      </w:r>
-      <w:proofErr w:type="spellStart"/>
-      <w:r>
-        <w:t>room_id</w:t>
-      </w:r>
-      <w:proofErr w:type="spellEnd"/>
-      <w:r>
-        <w:t xml:space="preserve"> = </w:t>
-      </w:r>
-      <w:proofErr w:type="spellStart"/>
-      <w:r>
-        <w:t>aud.get</w:t>
-      </w:r>
-      <w:proofErr w:type="spellEnd"/>
-      <w:r>
-        <w:t>("id")</w:t>
-      </w:r>
-    </w:p>
-    <w:p>
-      <w:pPr>
-        <w:pStyle w:val="a2"/>
-      </w:pPr>
-      <w:r>
-        <w:t xml:space="preserve">            </w:t>
-      </w:r>
-      <w:proofErr w:type="gramStart"/>
-      <w:r>
-        <w:t>break</w:t>
-      </w:r>
-      <w:proofErr w:type="gramEnd"/>
-    </w:p>
-    <w:p>
-      <w:pPr>
-        <w:pStyle w:val="a2"/>
-      </w:pPr>
-      <w:r>
-        <w:t xml:space="preserve">    api_req_3 = </w:t>
-      </w:r>
-      <w:r>
-        <w:rPr>
-          <w:u w:val="single"/>
-        </w:rPr>
-        <w:t>requests</w:t>
-      </w:r>
-      <w:r>
-        <w:t>.get</w:t>
-      </w:r>
-      <w:proofErr w:type="gramStart"/>
-      <w:r>
-        <w:t>(</w:t>
-      </w:r>
-      <w:r>
-        <w:rPr>
-          <w:i/>
-          <w:iCs/>
-        </w:rPr>
-        <w:t>f</w:t>
-      </w:r>
-      <w:proofErr w:type="gramEnd"/>
-      <w:r>
-        <w:t>"</w:t>
-      </w:r>
-      <w:proofErr w:type="gramStart"/>
-      <w:r>
-        <w:t>https://ruz.spbstu.ru/api/v1/ruz/buildings/{build_id}/rooms/{room_id}/scheduler?date={</w:t>
-      </w:r>
-      <w:r>
-        <w:rPr>
-          <w:i/>
-          <w:iCs/>
-        </w:rPr>
-        <w:t>date</w:t>
-      </w:r>
-      <w:r>
-        <w:t>}"</w:t>
-      </w:r>
-      <w:proofErr w:type="gramEnd"/>
-      <w:r>
-        <w:t>)</w:t>
-      </w:r>
-    </w:p>
-    <w:p>
-      <w:pPr>
-        <w:pStyle w:val="a2"/>
-      </w:pPr>
-      <w:r>
-        <w:t>    data = api_req_</w:t>
-      </w:r>
-      <w:proofErr w:type="gramStart"/>
-      <w:r>
-        <w:t>3.json</w:t>
-      </w:r>
-      <w:proofErr w:type="gramEnd"/>
-      <w:r>
-        <w:t>()</w:t>
-      </w:r>
-    </w:p>
-    <w:p>
-      <w:pPr>
-        <w:pStyle w:val="a2"/>
-      </w:pPr>
-      <w:r>
-        <w:t>    days = data["days"]</w:t>
-      </w:r>
-    </w:p>
-    <w:p>
-      <w:pPr>
-        <w:pStyle w:val="a2"/>
-      </w:pPr>
-    </w:p>
-    <w:p>
-      <w:pPr>
-        <w:pStyle w:val="a2"/>
-      </w:pPr>
-      <w:r>
-        <w:t>    for day in days:</w:t>
-      </w:r>
-    </w:p>
-    <w:p>
-      <w:pPr>
-        <w:pStyle w:val="a2"/>
-      </w:pPr>
-      <w:r>
-        <w:t xml:space="preserve">        if day["date"] == </w:t>
-      </w:r>
-      <w:r>
-        <w:rPr>
-          <w:i/>
-          <w:iCs/>
-        </w:rPr>
-        <w:t>date</w:t>
-      </w:r>
-      <w:r>
-        <w:t>:</w:t>
-      </w:r>
-    </w:p>
-    <w:p>
-      <w:pPr>
-        <w:pStyle w:val="a2"/>
-      </w:pPr>
-      <w:r>
-        <w:t xml:space="preserve">            for lesson in </w:t>
-      </w:r>
-      <w:proofErr w:type="spellStart"/>
-      <w:r>
-        <w:t>day.get</w:t>
-      </w:r>
-      <w:proofErr w:type="spellEnd"/>
-      <w:r>
-        <w:t>("lessons"):</w:t>
-      </w:r>
-    </w:p>
-    <w:p>
-      <w:pPr>
-        <w:pStyle w:val="a2"/>
-      </w:pPr>
-      <w:r>
-        <w:t>                found = True</w:t>
-      </w:r>
-    </w:p>
-    <w:p>
-      <w:pPr>
-        <w:pStyle w:val="a2"/>
-      </w:pPr>
-      <w:r>
-        <w:t xml:space="preserve">                schedule = schedule + </w:t>
-      </w:r>
-      <w:proofErr w:type="spellStart"/>
-      <w:r>
-        <w:t>print_subject_info</w:t>
-      </w:r>
-      <w:proofErr w:type="spellEnd"/>
-      <w:r>
-        <w:t>(lesson)</w:t>
-      </w:r>
-    </w:p>
-    <w:p>
-      <w:pPr>
-        <w:pStyle w:val="a2"/>
-      </w:pPr>
-      <w:r>
-        <w:t xml:space="preserve">    if not </w:t>
-      </w:r>
-      <w:proofErr w:type="gramStart"/>
-      <w:r>
-        <w:t>found:</w:t>
-      </w:r>
-      <w:proofErr w:type="gramEnd"/>
-      <w:r>
-        <w:t xml:space="preserve"> return None</w:t>
-      </w:r>
-    </w:p>
-    <w:p>
-      <w:pPr>
-        <w:pStyle w:val="a2"/>
-      </w:pPr>
-      <w:r>
-        <w:t>    return schedule</w:t>
-      </w:r>
-    </w:p>
-    <w:p>
-      <w:pPr>
-        <w:pStyle w:val="a2"/>
+          <w:lang w:val="en-US"/>
+        </w:rPr>
       </w:pPr>
     </w:p>
     <w:sectPr>
@@ -7381,6 +5333,93 @@
     </w:lvl>
   </w:abstractNum>
   <w:abstractNum w:abstractNumId="7" w15:restartNumberingAfterBreak="0">
+    <w:nsid w:val="21A15285"/>
+    <w:multiLevelType w:val="hybridMultilevel"/>
+    <w:tmpl w:val="15FA7578"/>
+    <w:lvl w:ilvl="0" w:tplc="B1C2D014">
+      <w:start w:val="1"/>
+      <w:numFmt w:val="decimal"/>
+      <w:pStyle w:val="-"/>
+      <w:lvlText w:val="%1)"/>
+      <w:lvlJc w:val="left"/>
+      <w:pPr>
+        <w:ind w:left="720" w:hanging="360"/>
+      </w:pPr>
+    </w:lvl>
+    <w:lvl w:ilvl="1" w:tplc="04190019" w:tentative="1">
+      <w:start w:val="1"/>
+      <w:numFmt w:val="lowerLetter"/>
+      <w:lvlText w:val="%2."/>
+      <w:lvlJc w:val="left"/>
+      <w:pPr>
+        <w:ind w:left="1440" w:hanging="360"/>
+      </w:pPr>
+    </w:lvl>
+    <w:lvl w:ilvl="2" w:tplc="0419001B" w:tentative="1">
+      <w:start w:val="1"/>
+      <w:numFmt w:val="lowerRoman"/>
+      <w:lvlText w:val="%3."/>
+      <w:lvlJc w:val="right"/>
+      <w:pPr>
+        <w:ind w:left="2160" w:hanging="180"/>
+      </w:pPr>
+    </w:lvl>
+    <w:lvl w:ilvl="3" w:tplc="0419000F" w:tentative="1">
+      <w:start w:val="1"/>
+      <w:numFmt w:val="decimal"/>
+      <w:lvlText w:val="%4."/>
+      <w:lvlJc w:val="left"/>
+      <w:pPr>
+        <w:ind w:left="2880" w:hanging="360"/>
+      </w:pPr>
+    </w:lvl>
+    <w:lvl w:ilvl="4" w:tplc="04190019" w:tentative="1">
+      <w:start w:val="1"/>
+      <w:numFmt w:val="lowerLetter"/>
+      <w:lvlText w:val="%5."/>
+      <w:lvlJc w:val="left"/>
+      <w:pPr>
+        <w:ind w:left="3600" w:hanging="360"/>
+      </w:pPr>
+    </w:lvl>
+    <w:lvl w:ilvl="5" w:tplc="0419001B" w:tentative="1">
+      <w:start w:val="1"/>
+      <w:numFmt w:val="lowerRoman"/>
+      <w:lvlText w:val="%6."/>
+      <w:lvlJc w:val="right"/>
+      <w:pPr>
+        <w:ind w:left="4320" w:hanging="180"/>
+      </w:pPr>
+    </w:lvl>
+    <w:lvl w:ilvl="6" w:tplc="0419000F" w:tentative="1">
+      <w:start w:val="1"/>
+      <w:numFmt w:val="decimal"/>
+      <w:lvlText w:val="%7."/>
+      <w:lvlJc w:val="left"/>
+      <w:pPr>
+        <w:ind w:left="5040" w:hanging="360"/>
+      </w:pPr>
+    </w:lvl>
+    <w:lvl w:ilvl="7" w:tplc="04190019" w:tentative="1">
+      <w:start w:val="1"/>
+      <w:numFmt w:val="lowerLetter"/>
+      <w:lvlText w:val="%8."/>
+      <w:lvlJc w:val="left"/>
+      <w:pPr>
+        <w:ind w:left="5760" w:hanging="360"/>
+      </w:pPr>
+    </w:lvl>
+    <w:lvl w:ilvl="8" w:tplc="0419001B" w:tentative="1">
+      <w:start w:val="1"/>
+      <w:numFmt w:val="lowerRoman"/>
+      <w:lvlText w:val="%9."/>
+      <w:lvlJc w:val="right"/>
+      <w:pPr>
+        <w:ind w:left="6480" w:hanging="180"/>
+      </w:pPr>
+    </w:lvl>
+  </w:abstractNum>
+  <w:abstractNum w:abstractNumId="8" w15:restartNumberingAfterBreak="0">
     <w:nsid w:val="25D80E03"/>
     <w:multiLevelType w:val="hybridMultilevel"/>
     <w:tmpl w:val="281E8F86"/>
@@ -7493,7 +5532,7 @@
       </w:rPr>
     </w:lvl>
   </w:abstractNum>
-  <w:abstractNum w:abstractNumId="8" w15:restartNumberingAfterBreak="0">
+  <w:abstractNum w:abstractNumId="9" w15:restartNumberingAfterBreak="0">
     <w:nsid w:val="2B897451"/>
     <w:multiLevelType w:val="hybridMultilevel"/>
     <w:tmpl w:val="2236DD4C"/>
@@ -7579,7 +5618,7 @@
       </w:pPr>
     </w:lvl>
   </w:abstractNum>
-  <w:abstractNum w:abstractNumId="9" w15:restartNumberingAfterBreak="0">
+  <w:abstractNum w:abstractNumId="10" w15:restartNumberingAfterBreak="0">
     <w:nsid w:val="31F364F3"/>
     <w:multiLevelType w:val="multilevel"/>
     <w:tmpl w:val="300A50BC"/>
@@ -7701,7 +5740,7 @@
       </w:rPr>
     </w:lvl>
   </w:abstractNum>
-  <w:abstractNum w:abstractNumId="10" w15:restartNumberingAfterBreak="0">
+  <w:abstractNum w:abstractNumId="11" w15:restartNumberingAfterBreak="0">
     <w:nsid w:val="36103255"/>
     <w:multiLevelType w:val="hybridMultilevel"/>
     <w:tmpl w:val="0D20E014"/>
@@ -7814,7 +5853,7 @@
       </w:rPr>
     </w:lvl>
   </w:abstractNum>
-  <w:abstractNum w:abstractNumId="11" w15:restartNumberingAfterBreak="0">
+  <w:abstractNum w:abstractNumId="12" w15:restartNumberingAfterBreak="0">
     <w:nsid w:val="37615467"/>
     <w:multiLevelType w:val="hybridMultilevel"/>
     <w:tmpl w:val="433A8DE2"/>
@@ -7900,7 +5939,7 @@
       </w:pPr>
     </w:lvl>
   </w:abstractNum>
-  <w:abstractNum w:abstractNumId="12" w15:restartNumberingAfterBreak="0">
+  <w:abstractNum w:abstractNumId="13" w15:restartNumberingAfterBreak="0">
     <w:nsid w:val="3CBE06EA"/>
     <w:multiLevelType w:val="hybridMultilevel"/>
     <w:tmpl w:val="EF94C328"/>
@@ -8013,7 +6052,7 @@
       </w:rPr>
     </w:lvl>
   </w:abstractNum>
-  <w:abstractNum w:abstractNumId="13" w15:restartNumberingAfterBreak="0">
+  <w:abstractNum w:abstractNumId="14" w15:restartNumberingAfterBreak="0">
     <w:nsid w:val="432642D1"/>
     <w:multiLevelType w:val="hybridMultilevel"/>
     <w:tmpl w:val="CF964D6A"/>
@@ -8125,7 +6164,7 @@
       </w:rPr>
     </w:lvl>
   </w:abstractNum>
-  <w:abstractNum w:abstractNumId="14" w15:restartNumberingAfterBreak="0">
+  <w:abstractNum w:abstractNumId="15" w15:restartNumberingAfterBreak="0">
     <w:nsid w:val="4FC04CB4"/>
     <w:multiLevelType w:val="hybridMultilevel"/>
     <w:tmpl w:val="0CC648DC"/>
@@ -8211,7 +6250,7 @@
       </w:pPr>
     </w:lvl>
   </w:abstractNum>
-  <w:abstractNum w:abstractNumId="15" w15:restartNumberingAfterBreak="0">
+  <w:abstractNum w:abstractNumId="16" w15:restartNumberingAfterBreak="0">
     <w:nsid w:val="540D3D75"/>
     <w:multiLevelType w:val="hybridMultilevel"/>
     <w:tmpl w:val="8D324CCE"/>
@@ -8297,7 +6336,7 @@
       </w:pPr>
     </w:lvl>
   </w:abstractNum>
-  <w:abstractNum w:abstractNumId="16" w15:restartNumberingAfterBreak="0">
+  <w:abstractNum w:abstractNumId="17" w15:restartNumberingAfterBreak="0">
     <w:nsid w:val="5724380D"/>
     <w:multiLevelType w:val="hybridMultilevel"/>
     <w:tmpl w:val="72C8C996"/>
@@ -8383,7 +6422,7 @@
       </w:pPr>
     </w:lvl>
   </w:abstractNum>
-  <w:abstractNum w:abstractNumId="17" w15:restartNumberingAfterBreak="0">
+  <w:abstractNum w:abstractNumId="18" w15:restartNumberingAfterBreak="0">
     <w:nsid w:val="5D067962"/>
     <w:multiLevelType w:val="hybridMultilevel"/>
     <w:tmpl w:val="8D324CCE"/>
@@ -8469,7 +6508,7 @@
       </w:pPr>
     </w:lvl>
   </w:abstractNum>
-  <w:abstractNum w:abstractNumId="18" w15:restartNumberingAfterBreak="0">
+  <w:abstractNum w:abstractNumId="19" w15:restartNumberingAfterBreak="0">
     <w:nsid w:val="5FDF2CBB"/>
     <w:multiLevelType w:val="hybridMultilevel"/>
     <w:tmpl w:val="411074C6"/>
@@ -8555,7 +6594,7 @@
       </w:pPr>
     </w:lvl>
   </w:abstractNum>
-  <w:abstractNum w:abstractNumId="19" w15:restartNumberingAfterBreak="0">
+  <w:abstractNum w:abstractNumId="20" w15:restartNumberingAfterBreak="0">
     <w:nsid w:val="71B737AF"/>
     <w:multiLevelType w:val="hybridMultilevel"/>
     <w:tmpl w:val="CB4243CE"/>
@@ -8641,7 +6680,7 @@
       </w:pPr>
     </w:lvl>
   </w:abstractNum>
-  <w:abstractNum w:abstractNumId="20" w15:restartNumberingAfterBreak="0">
+  <w:abstractNum w:abstractNumId="21" w15:restartNumberingAfterBreak="0">
     <w:nsid w:val="75407427"/>
     <w:multiLevelType w:val="hybridMultilevel"/>
     <w:tmpl w:val="76A61BE0"/>
@@ -8727,7 +6766,7 @@
       </w:pPr>
     </w:lvl>
   </w:abstractNum>
-  <w:abstractNum w:abstractNumId="21" w15:restartNumberingAfterBreak="0">
+  <w:abstractNum w:abstractNumId="22" w15:restartNumberingAfterBreak="0">
     <w:nsid w:val="76B83FF6"/>
     <w:multiLevelType w:val="hybridMultilevel"/>
     <w:tmpl w:val="2414654C"/>
@@ -8813,7 +6852,7 @@
       </w:pPr>
     </w:lvl>
   </w:abstractNum>
-  <w:abstractNum w:abstractNumId="22" w15:restartNumberingAfterBreak="0">
+  <w:abstractNum w:abstractNumId="23" w15:restartNumberingAfterBreak="0">
     <w:nsid w:val="7B931382"/>
     <w:multiLevelType w:val="hybridMultilevel"/>
     <w:tmpl w:val="90FC8998"/>
@@ -8930,10 +6969,10 @@
     <w:abstractNumId w:val="1"/>
   </w:num>
   <w:num w:numId="2" w16cid:durableId="249629675">
-    <w:abstractNumId w:val="9"/>
+    <w:abstractNumId w:val="10"/>
   </w:num>
   <w:num w:numId="3" w16cid:durableId="1178883772">
-    <w:abstractNumId w:val="12"/>
+    <w:abstractNumId w:val="13"/>
   </w:num>
   <w:num w:numId="4" w16cid:durableId="120196947">
     <w:abstractNumId w:val="6"/>
@@ -8942,58 +6981,61 @@
     <w:abstractNumId w:val="4"/>
   </w:num>
   <w:num w:numId="6" w16cid:durableId="1907565833">
-    <w:abstractNumId w:val="8"/>
+    <w:abstractNumId w:val="9"/>
   </w:num>
   <w:num w:numId="7" w16cid:durableId="1083450351">
     <w:abstractNumId w:val="3"/>
   </w:num>
   <w:num w:numId="8" w16cid:durableId="1820072790">
-    <w:abstractNumId w:val="20"/>
+    <w:abstractNumId w:val="21"/>
   </w:num>
   <w:num w:numId="9" w16cid:durableId="870457253">
+    <w:abstractNumId w:val="17"/>
+  </w:num>
+  <w:num w:numId="10" w16cid:durableId="457139138">
+    <w:abstractNumId w:val="18"/>
+  </w:num>
+  <w:num w:numId="11" w16cid:durableId="245848710">
     <w:abstractNumId w:val="16"/>
   </w:num>
-  <w:num w:numId="10" w16cid:durableId="457139138">
-    <w:abstractNumId w:val="17"/>
-  </w:num>
-  <w:num w:numId="11" w16cid:durableId="245848710">
+  <w:num w:numId="12" w16cid:durableId="2045128810">
     <w:abstractNumId w:val="15"/>
-  </w:num>
-  <w:num w:numId="12" w16cid:durableId="2045128810">
-    <w:abstractNumId w:val="14"/>
   </w:num>
   <w:num w:numId="13" w16cid:durableId="1373268555">
     <w:abstractNumId w:val="2"/>
   </w:num>
   <w:num w:numId="14" w16cid:durableId="1413770712">
+    <w:abstractNumId w:val="12"/>
+  </w:num>
+  <w:num w:numId="15" w16cid:durableId="932324599">
+    <w:abstractNumId w:val="19"/>
+  </w:num>
+  <w:num w:numId="16" w16cid:durableId="1760448808">
+    <w:abstractNumId w:val="20"/>
+  </w:num>
+  <w:num w:numId="17" w16cid:durableId="123934881">
+    <w:abstractNumId w:val="8"/>
+  </w:num>
+  <w:num w:numId="18" w16cid:durableId="1597443151">
     <w:abstractNumId w:val="11"/>
   </w:num>
-  <w:num w:numId="15" w16cid:durableId="932324599">
-    <w:abstractNumId w:val="18"/>
-  </w:num>
-  <w:num w:numId="16" w16cid:durableId="1760448808">
-    <w:abstractNumId w:val="19"/>
-  </w:num>
-  <w:num w:numId="17" w16cid:durableId="123934881">
-    <w:abstractNumId w:val="7"/>
-  </w:num>
-  <w:num w:numId="18" w16cid:durableId="1597443151">
-    <w:abstractNumId w:val="10"/>
-  </w:num>
   <w:num w:numId="19" w16cid:durableId="976646909">
-    <w:abstractNumId w:val="22"/>
+    <w:abstractNumId w:val="23"/>
   </w:num>
   <w:num w:numId="20" w16cid:durableId="1306201552">
     <w:abstractNumId w:val="0"/>
   </w:num>
   <w:num w:numId="21" w16cid:durableId="1257058031">
-    <w:abstractNumId w:val="21"/>
+    <w:abstractNumId w:val="22"/>
   </w:num>
   <w:num w:numId="22" w16cid:durableId="372195541">
-    <w:abstractNumId w:val="13"/>
+    <w:abstractNumId w:val="14"/>
   </w:num>
   <w:num w:numId="23" w16cid:durableId="229779629">
     <w:abstractNumId w:val="5"/>
+  </w:num>
+  <w:num w:numId="24" w16cid:durableId="606237721">
+    <w:abstractNumId w:val="7"/>
   </w:num>
   <w:numIdMacAtCleanup w:val="18"/>
 </w:numbering>
@@ -9190,7 +7232,7 @@
     <w:lsdException w:name="Medium Shading 2 Accent 1" w:uiPriority="64"/>
     <w:lsdException w:name="Medium List 1 Accent 1" w:uiPriority="65"/>
     <w:lsdException w:name="Revision" w:semiHidden="1"/>
-    <w:lsdException w:name="List Paragraph" w:uiPriority="34" w:qFormat="1"/>
+    <w:lsdException w:name="List Paragraph" w:qFormat="1"/>
     <w:lsdException w:name="Quote" w:uiPriority="29" w:qFormat="1"/>
     <w:lsdException w:name="Intense Quote" w:uiPriority="30" w:qFormat="1"/>
     <w:lsdException w:name="Medium List 2 Accent 1" w:uiPriority="66"/>
@@ -9876,7 +7918,7 @@
   <w:style w:type="paragraph" w:styleId="ListParagraph">
     <w:name w:val="List Paragraph"/>
     <w:basedOn w:val="Normal"/>
-    <w:uiPriority w:val="34"/>
+    <w:uiPriority w:val="99"/>
     <w:qFormat/>
     <w:rsid w:val="00D00A27"/>
     <w:pPr>
@@ -10273,6 +8315,24 @@
       <w:sz w:val="22"/>
       <w:szCs w:val="22"/>
       <w:lang w:val="en-US" w:eastAsia="en-US"/>
+    </w:rPr>
+  </w:style>
+  <w:style w:type="paragraph" w:customStyle="1" w:styleId="-">
+    <w:name w:val="Список- ЦИФРЫ"/>
+    <w:next w:val="Normal"/>
+    <w:qFormat/>
+    <w:rsid w:val="00E8206F"/>
+    <w:pPr>
+      <w:numPr>
+        <w:numId w:val="24"/>
+      </w:numPr>
+      <w:spacing w:line="360" w:lineRule="auto"/>
+      <w:ind w:left="0" w:firstLine="709"/>
+    </w:pPr>
+    <w:rPr>
+      <w:sz w:val="28"/>
+      <w:szCs w:val="28"/>
+      <w:lang w:eastAsia="en-US"/>
     </w:rPr>
   </w:style>
 </w:styles>
